--- a/internal_doc/03.开发设计/安全/Story—提供用户级和集合级的审计日志.docx
+++ b/internal_doc/03.开发设计/安全/Story—提供用户级和集合级的审计日志.docx
@@ -169,11 +169,6 @@
       </w:r>
     </w:p>
     <w:p>
-      <w:pPr>
-        <w:rPr>
-          <w:rFonts w:hint="eastAsia"/>
-        </w:rPr>
-      </w:pPr>
       <w:r>
         <w:rPr>
           <w:rFonts w:hint="eastAsia"/>
@@ -205,13 +200,7 @@
         <w:t>一种是应用接入访问；对于系统跑批来说，其数据变化巨大，并不希望记录审计日志，而应用接入的所有操作，需要审计日志，因此，现有的节点级审计日志无法满足。</w:t>
       </w:r>
     </w:p>
-    <w:p>
-      <w:pPr>
-        <w:rPr>
-          <w:rFonts w:hint="eastAsia"/>
-        </w:rPr>
-      </w:pPr>
-    </w:p>
+    <w:p/>
     <w:p>
       <w:r>
         <w:rPr>
@@ -258,7 +247,6 @@
     <w:p>
       <w:pPr>
         <w:rPr>
-          <w:rFonts w:hint="eastAsia"/>
           <w:sz w:val="18"/>
           <w:szCs w:val="18"/>
         </w:rPr>
@@ -333,9 +321,6 @@
           <w:numId w:val="7"/>
         </w:numPr>
         <w:ind w:firstLineChars="0"/>
-        <w:rPr>
-          <w:rFonts w:hint="eastAsia"/>
-        </w:rPr>
       </w:pPr>
       <w:r>
         <w:rPr>
@@ -352,9 +337,6 @@
           <w:numId w:val="7"/>
         </w:numPr>
         <w:ind w:firstLineChars="0"/>
-        <w:rPr>
-          <w:rFonts w:hint="eastAsia"/>
-        </w:rPr>
       </w:pPr>
       <w:r>
         <w:rPr>
@@ -368,7 +350,6 @@
         <w:pStyle w:val="ListParagraph"/>
         <w:ind w:left="1197" w:firstLineChars="0" w:firstLine="0"/>
         <w:rPr>
-          <w:rFonts w:hint="eastAsia"/>
           <w:color w:val="C00000"/>
         </w:rPr>
       </w:pPr>
@@ -495,13 +476,27 @@
           <w:rFonts w:hint="eastAsia"/>
           <w:color w:val="C00000"/>
         </w:rPr>
-        <w:t xml:space="preserve"> NULL </w:t>
+        <w:t xml:space="preserve"> </w:t>
       </w:r>
       <w:r>
         <w:rPr>
           <w:rFonts w:hint="eastAsia"/>
           <w:color w:val="C00000"/>
         </w:rPr>
+        <w:t>NONE</w:t>
+      </w:r>
+      <w:r>
+        <w:rPr>
+          <w:rFonts w:hint="eastAsia"/>
+          <w:color w:val="C00000"/>
+        </w:rPr>
+        <w:t xml:space="preserve"> </w:t>
+      </w:r>
+      <w:r>
+        <w:rPr>
+          <w:rFonts w:hint="eastAsia"/>
+          <w:color w:val="C00000"/>
+        </w:rPr>
         <w:t>取值</w:t>
       </w:r>
       <w:r>
@@ -565,7 +560,6 @@
         <w:pStyle w:val="ListParagraph"/>
         <w:ind w:left="1197" w:firstLineChars="0" w:firstLine="0"/>
         <w:rPr>
-          <w:rFonts w:hint="eastAsia"/>
           <w:color w:val="C00000"/>
         </w:rPr>
       </w:pPr>
@@ -628,7 +622,6 @@
         </w:numPr>
         <w:ind w:firstLineChars="0"/>
         <w:rPr>
-          <w:rFonts w:hint="eastAsia"/>
           <w:color w:val="C00000"/>
         </w:rPr>
       </w:pPr>
@@ -648,9 +641,6 @@
           <w:numId w:val="8"/>
         </w:numPr>
         <w:ind w:firstLineChars="0"/>
-        <w:rPr>
-          <w:rFonts w:hint="eastAsia"/>
-        </w:rPr>
       </w:pPr>
       <w:r>
         <w:rPr>
@@ -766,9 +756,6 @@
     <w:p>
       <w:pPr>
         <w:ind w:left="1197"/>
-        <w:rPr>
-          <w:rFonts w:hint="eastAsia"/>
-        </w:rPr>
       </w:pPr>
     </w:p>
     <w:p>
@@ -779,9 +766,6 @@
           <w:numId w:val="7"/>
         </w:numPr>
         <w:ind w:firstLineChars="0"/>
-        <w:rPr>
-          <w:rFonts w:hint="eastAsia"/>
-        </w:rPr>
       </w:pPr>
       <w:r>
         <w:t>SYSAUTH.SYSUSRS</w:t>
@@ -822,9 +806,6 @@
               <w:pStyle w:val="ListParagraph"/>
               <w:ind w:left="0" w:firstLineChars="0" w:firstLine="0"/>
               <w:jc w:val="center"/>
-              <w:rPr>
-                <w:rFonts w:hint="eastAsia"/>
-              </w:rPr>
             </w:pPr>
             <w:r>
               <w:rPr>
@@ -844,9 +825,6 @@
               <w:pStyle w:val="ListParagraph"/>
               <w:ind w:left="0" w:firstLineChars="0" w:firstLine="0"/>
               <w:jc w:val="center"/>
-              <w:rPr>
-                <w:rFonts w:hint="eastAsia"/>
-              </w:rPr>
             </w:pPr>
             <w:r>
               <w:rPr>
@@ -866,9 +844,6 @@
               <w:pStyle w:val="ListParagraph"/>
               <w:ind w:left="0" w:firstLineChars="0" w:firstLine="0"/>
               <w:jc w:val="center"/>
-              <w:rPr>
-                <w:rFonts w:hint="eastAsia"/>
-              </w:rPr>
             </w:pPr>
             <w:r>
               <w:rPr>
@@ -889,7 +864,6 @@
               <w:pStyle w:val="ListParagraph"/>
               <w:ind w:left="0" w:firstLineChars="0" w:firstLine="0"/>
               <w:rPr>
-                <w:rFonts w:hint="eastAsia"/>
                 <w:color w:val="000000" w:themeColor="text1"/>
               </w:rPr>
             </w:pPr>
@@ -911,7 +885,6 @@
               <w:pStyle w:val="ListParagraph"/>
               <w:ind w:left="0" w:firstLineChars="0" w:firstLine="0"/>
               <w:rPr>
-                <w:rFonts w:hint="eastAsia"/>
                 <w:color w:val="000000" w:themeColor="text1"/>
               </w:rPr>
             </w:pPr>
@@ -933,7 +906,6 @@
               <w:pStyle w:val="ListParagraph"/>
               <w:ind w:left="0" w:firstLineChars="0" w:firstLine="0"/>
               <w:rPr>
-                <w:rFonts w:hint="eastAsia"/>
                 <w:color w:val="000000" w:themeColor="text1"/>
               </w:rPr>
             </w:pPr>
@@ -957,7 +929,6 @@
               <w:pStyle w:val="ListParagraph"/>
               <w:ind w:left="0" w:firstLineChars="0" w:firstLine="0"/>
               <w:rPr>
-                <w:rFonts w:hint="eastAsia"/>
                 <w:color w:val="000000" w:themeColor="text1"/>
               </w:rPr>
             </w:pPr>
@@ -979,7 +950,6 @@
               <w:pStyle w:val="ListParagraph"/>
               <w:ind w:left="0" w:firstLineChars="0" w:firstLine="0"/>
               <w:rPr>
-                <w:rFonts w:hint="eastAsia"/>
                 <w:color w:val="000000" w:themeColor="text1"/>
               </w:rPr>
             </w:pPr>
@@ -1001,7 +971,6 @@
               <w:pStyle w:val="ListParagraph"/>
               <w:ind w:left="0" w:firstLineChars="0" w:firstLine="0"/>
               <w:rPr>
-                <w:rFonts w:hint="eastAsia"/>
                 <w:color w:val="000000" w:themeColor="text1"/>
               </w:rPr>
             </w:pPr>
@@ -1025,7 +994,6 @@
               <w:pStyle w:val="ListParagraph"/>
               <w:ind w:left="0" w:firstLineChars="0" w:firstLine="0"/>
               <w:rPr>
-                <w:rFonts w:hint="eastAsia"/>
                 <w:color w:val="000099"/>
               </w:rPr>
             </w:pPr>
@@ -1047,7 +1015,6 @@
               <w:pStyle w:val="ListParagraph"/>
               <w:ind w:left="0" w:firstLineChars="0" w:firstLine="0"/>
               <w:rPr>
-                <w:rFonts w:hint="eastAsia"/>
                 <w:color w:val="000099"/>
               </w:rPr>
             </w:pPr>
@@ -1069,7 +1036,6 @@
               <w:pStyle w:val="ListParagraph"/>
               <w:ind w:left="0" w:firstLineChars="0" w:firstLine="0"/>
               <w:rPr>
-                <w:rFonts w:hint="eastAsia"/>
                 <w:color w:val="000099"/>
               </w:rPr>
             </w:pPr>
@@ -1096,9 +1062,6 @@
       <w:pPr>
         <w:pStyle w:val="ListParagraph"/>
         <w:ind w:left="1197" w:firstLineChars="0" w:firstLine="0"/>
-        <w:rPr>
-          <w:rFonts w:hint="eastAsia"/>
-        </w:rPr>
       </w:pPr>
     </w:p>
     <w:p>
@@ -1109,9 +1072,6 @@
           <w:numId w:val="7"/>
         </w:numPr>
         <w:ind w:firstLineChars="0"/>
-        <w:rPr>
-          <w:rFonts w:hint="eastAsia"/>
-        </w:rPr>
       </w:pPr>
       <w:r>
         <w:t>SYSCAT.SYSCOLLECTIONSPACES</w:t>
@@ -1146,9 +1106,6 @@
               <w:pStyle w:val="ListParagraph"/>
               <w:ind w:left="0" w:firstLineChars="0" w:firstLine="0"/>
               <w:jc w:val="center"/>
-              <w:rPr>
-                <w:rFonts w:hint="eastAsia"/>
-              </w:rPr>
             </w:pPr>
             <w:r>
               <w:rPr>
@@ -1168,9 +1125,6 @@
               <w:pStyle w:val="ListParagraph"/>
               <w:ind w:left="0" w:firstLineChars="0" w:firstLine="0"/>
               <w:jc w:val="center"/>
-              <w:rPr>
-                <w:rFonts w:hint="eastAsia"/>
-              </w:rPr>
             </w:pPr>
             <w:r>
               <w:rPr>
@@ -1190,9 +1144,6 @@
               <w:pStyle w:val="ListParagraph"/>
               <w:ind w:left="0" w:firstLineChars="0" w:firstLine="0"/>
               <w:jc w:val="center"/>
-              <w:rPr>
-                <w:rFonts w:hint="eastAsia"/>
-              </w:rPr>
             </w:pPr>
             <w:r>
               <w:rPr>
@@ -1212,9 +1163,6 @@
             <w:pPr>
               <w:pStyle w:val="ListParagraph"/>
               <w:ind w:left="0" w:firstLineChars="0" w:firstLine="0"/>
-              <w:rPr>
-                <w:rFonts w:hint="eastAsia"/>
-              </w:rPr>
             </w:pPr>
             <w:r>
               <w:t>CLUniqueHWM</w:t>
@@ -1229,9 +1177,6 @@
             <w:pPr>
               <w:pStyle w:val="ListParagraph"/>
               <w:ind w:left="0" w:firstLineChars="0" w:firstLine="0"/>
-              <w:rPr>
-                <w:rFonts w:hint="eastAsia"/>
-              </w:rPr>
             </w:pPr>
             <w:r>
               <w:rPr>
@@ -1249,9 +1194,6 @@
             <w:pPr>
               <w:pStyle w:val="ListParagraph"/>
               <w:ind w:left="0" w:firstLineChars="0" w:firstLine="0"/>
-              <w:rPr>
-                <w:rFonts w:hint="eastAsia"/>
-              </w:rPr>
             </w:pPr>
             <w:r>
               <w:rPr>
@@ -1283,9 +1225,6 @@
             <w:pPr>
               <w:pStyle w:val="ListParagraph"/>
               <w:ind w:left="0" w:firstLineChars="0" w:firstLine="0"/>
-              <w:rPr>
-                <w:rFonts w:hint="eastAsia"/>
-              </w:rPr>
             </w:pPr>
             <w:r>
               <w:t>Collection</w:t>
@@ -1300,9 +1239,6 @@
             <w:pPr>
               <w:pStyle w:val="ListParagraph"/>
               <w:ind w:left="0" w:firstLineChars="0" w:firstLine="0"/>
-              <w:rPr>
-                <w:rFonts w:hint="eastAsia"/>
-              </w:rPr>
             </w:pPr>
             <w:r>
               <w:rPr>
@@ -1320,9 +1256,6 @@
             <w:pPr>
               <w:pStyle w:val="ListParagraph"/>
               <w:ind w:left="0" w:firstLineChars="0" w:firstLine="0"/>
-              <w:rPr>
-                <w:rFonts w:hint="eastAsia"/>
-              </w:rPr>
             </w:pPr>
           </w:p>
         </w:tc>
@@ -1350,9 +1283,6 @@
             <w:pPr>
               <w:pStyle w:val="ListParagraph"/>
               <w:ind w:left="0" w:firstLineChars="0" w:firstLine="0"/>
-              <w:rPr>
-                <w:rFonts w:hint="eastAsia"/>
-              </w:rPr>
             </w:pPr>
             <w:r>
               <w:rPr>
@@ -1370,9 +1300,6 @@
             <w:pPr>
               <w:pStyle w:val="ListParagraph"/>
               <w:ind w:left="0" w:firstLineChars="0" w:firstLine="0"/>
-              <w:rPr>
-                <w:rFonts w:hint="eastAsia"/>
-              </w:rPr>
             </w:pPr>
             <w:r>
               <w:rPr>
@@ -1412,9 +1339,6 @@
             <w:pPr>
               <w:pStyle w:val="ListParagraph"/>
               <w:ind w:left="0" w:firstLineChars="0" w:firstLine="0"/>
-              <w:rPr>
-                <w:rFonts w:hint="eastAsia"/>
-              </w:rPr>
             </w:pPr>
             <w:r>
               <w:rPr>
@@ -1432,9 +1356,6 @@
             <w:pPr>
               <w:pStyle w:val="ListParagraph"/>
               <w:ind w:left="0" w:firstLineChars="0" w:firstLine="0"/>
-              <w:rPr>
-                <w:rFonts w:hint="eastAsia"/>
-              </w:rPr>
             </w:pPr>
             <w:r>
               <w:rPr>
@@ -1468,9 +1389,6 @@
             <w:pPr>
               <w:pStyle w:val="ListParagraph"/>
               <w:ind w:left="0" w:firstLineChars="0" w:firstLine="0"/>
-              <w:rPr>
-                <w:rFonts w:hint="eastAsia"/>
-              </w:rPr>
             </w:pPr>
             <w:r>
               <w:rPr>
@@ -1488,9 +1406,6 @@
             <w:pPr>
               <w:pStyle w:val="ListParagraph"/>
               <w:ind w:left="0" w:firstLineChars="0" w:firstLine="0"/>
-              <w:rPr>
-                <w:rFonts w:hint="eastAsia"/>
-              </w:rPr>
             </w:pPr>
             <w:r>
               <w:rPr>
@@ -1539,9 +1454,6 @@
             <w:pPr>
               <w:pStyle w:val="ListParagraph"/>
               <w:ind w:left="0" w:firstLineChars="0" w:firstLine="0"/>
-              <w:rPr>
-                <w:rFonts w:hint="eastAsia"/>
-              </w:rPr>
             </w:pPr>
             <w:r>
               <w:rPr>
@@ -1559,9 +1471,6 @@
             <w:pPr>
               <w:pStyle w:val="ListParagraph"/>
               <w:ind w:left="0" w:firstLineChars="0" w:firstLine="0"/>
-              <w:rPr>
-                <w:rFonts w:hint="eastAsia"/>
-              </w:rPr>
             </w:pPr>
             <w:r>
               <w:rPr>
@@ -1581,9 +1490,6 @@
             <w:pPr>
               <w:pStyle w:val="ListParagraph"/>
               <w:ind w:left="0" w:firstLineChars="0" w:firstLine="0"/>
-              <w:rPr>
-                <w:rFonts w:hint="eastAsia"/>
-              </w:rPr>
             </w:pPr>
             <w:r>
               <w:t>UniqueID</w:t>
@@ -1598,9 +1504,6 @@
             <w:pPr>
               <w:pStyle w:val="ListParagraph"/>
               <w:ind w:left="0" w:firstLineChars="0" w:firstLine="0"/>
-              <w:rPr>
-                <w:rFonts w:hint="eastAsia"/>
-              </w:rPr>
             </w:pPr>
             <w:r>
               <w:rPr>
@@ -1618,9 +1521,6 @@
             <w:pPr>
               <w:pStyle w:val="ListParagraph"/>
               <w:ind w:left="0" w:firstLineChars="0" w:firstLine="0"/>
-              <w:rPr>
-                <w:rFonts w:hint="eastAsia"/>
-              </w:rPr>
             </w:pPr>
             <w:r>
               <w:rPr>
@@ -1662,7 +1562,6 @@
               <w:pStyle w:val="ListParagraph"/>
               <w:ind w:left="0" w:firstLineChars="0" w:firstLine="0"/>
               <w:rPr>
-                <w:rFonts w:hint="eastAsia"/>
                 <w:color w:val="000099"/>
               </w:rPr>
             </w:pPr>
@@ -1684,7 +1583,6 @@
               <w:pStyle w:val="ListParagraph"/>
               <w:ind w:left="0" w:firstLineChars="0" w:firstLine="0"/>
               <w:rPr>
-                <w:rFonts w:hint="eastAsia"/>
                 <w:color w:val="000099"/>
               </w:rPr>
             </w:pPr>
@@ -1703,9 +1601,6 @@
       <w:pPr>
         <w:pStyle w:val="ListParagraph"/>
         <w:ind w:left="1197" w:firstLineChars="0" w:firstLine="0"/>
-        <w:rPr>
-          <w:rFonts w:hint="eastAsia"/>
-        </w:rPr>
       </w:pPr>
     </w:p>
     <w:p>
@@ -1716,9 +1611,6 @@
           <w:numId w:val="7"/>
         </w:numPr>
         <w:ind w:firstLineChars="0"/>
-        <w:rPr>
-          <w:rFonts w:hint="eastAsia"/>
-        </w:rPr>
       </w:pPr>
       <w:r>
         <w:t>SYSCAT.SYSCOLLECTIONS</w:t>
@@ -1753,9 +1645,6 @@
               <w:pStyle w:val="ListParagraph"/>
               <w:ind w:left="0" w:firstLineChars="0" w:firstLine="0"/>
               <w:jc w:val="center"/>
-              <w:rPr>
-                <w:rFonts w:hint="eastAsia"/>
-              </w:rPr>
             </w:pPr>
             <w:r>
               <w:rPr>
@@ -1775,9 +1664,6 @@
               <w:pStyle w:val="ListParagraph"/>
               <w:ind w:left="0" w:firstLineChars="0" w:firstLine="0"/>
               <w:jc w:val="center"/>
-              <w:rPr>
-                <w:rFonts w:hint="eastAsia"/>
-              </w:rPr>
             </w:pPr>
             <w:r>
               <w:rPr>
@@ -1797,9 +1683,6 @@
               <w:pStyle w:val="ListParagraph"/>
               <w:ind w:left="0" w:firstLineChars="0" w:firstLine="0"/>
               <w:jc w:val="center"/>
-              <w:rPr>
-                <w:rFonts w:hint="eastAsia"/>
-              </w:rPr>
             </w:pPr>
             <w:r>
               <w:rPr>
@@ -1819,9 +1702,6 @@
             <w:pPr>
               <w:pStyle w:val="ListParagraph"/>
               <w:ind w:left="0" w:firstLineChars="0" w:firstLine="0"/>
-              <w:rPr>
-                <w:rFonts w:hint="eastAsia"/>
-              </w:rPr>
             </w:pPr>
             <w:r>
               <w:t>Attribute</w:t>
@@ -1836,9 +1716,6 @@
             <w:pPr>
               <w:pStyle w:val="ListParagraph"/>
               <w:ind w:left="0" w:firstLineChars="0" w:firstLine="0"/>
-              <w:rPr>
-                <w:rFonts w:hint="eastAsia"/>
-              </w:rPr>
             </w:pPr>
             <w:r>
               <w:rPr>
@@ -1856,9 +1733,6 @@
             <w:pPr>
               <w:pStyle w:val="ListParagraph"/>
               <w:ind w:left="0" w:firstLineChars="0" w:firstLine="0"/>
-              <w:rPr>
-                <w:rFonts w:hint="eastAsia"/>
-              </w:rPr>
             </w:pPr>
             <w:r>
               <w:rPr>
@@ -1892,9 +1766,6 @@
             <w:pPr>
               <w:pStyle w:val="ListParagraph"/>
               <w:ind w:left="0" w:firstLineChars="0" w:firstLine="0"/>
-              <w:rPr>
-                <w:rFonts w:hint="eastAsia"/>
-              </w:rPr>
             </w:pPr>
             <w:r>
               <w:rPr>
@@ -1912,9 +1783,6 @@
             <w:pPr>
               <w:pStyle w:val="ListParagraph"/>
               <w:ind w:left="0" w:firstLineChars="0" w:firstLine="0"/>
-              <w:rPr>
-                <w:rFonts w:hint="eastAsia"/>
-              </w:rPr>
             </w:pPr>
             <w:r>
               <w:rPr>
@@ -1948,9 +1816,6 @@
             <w:pPr>
               <w:pStyle w:val="ListParagraph"/>
               <w:ind w:left="0" w:firstLineChars="0" w:firstLine="0"/>
-              <w:rPr>
-                <w:rFonts w:hint="eastAsia"/>
-              </w:rPr>
             </w:pPr>
             <w:r>
               <w:rPr>
@@ -1968,9 +1833,6 @@
             <w:pPr>
               <w:pStyle w:val="ListParagraph"/>
               <w:ind w:left="0" w:firstLineChars="0" w:firstLine="0"/>
-              <w:rPr>
-                <w:rFonts w:hint="eastAsia"/>
-              </w:rPr>
             </w:pPr>
           </w:p>
         </w:tc>
@@ -1984,9 +1846,6 @@
             <w:pPr>
               <w:pStyle w:val="ListParagraph"/>
               <w:ind w:left="0" w:firstLineChars="0" w:firstLine="0"/>
-              <w:rPr>
-                <w:rFonts w:hint="eastAsia"/>
-              </w:rPr>
             </w:pPr>
             <w:r>
               <w:t>CompressionType</w:t>
@@ -2001,9 +1860,6 @@
             <w:pPr>
               <w:pStyle w:val="ListParagraph"/>
               <w:ind w:left="0" w:firstLineChars="0" w:firstLine="0"/>
-              <w:rPr>
-                <w:rFonts w:hint="eastAsia"/>
-              </w:rPr>
             </w:pPr>
             <w:r>
               <w:rPr>
@@ -2021,9 +1877,6 @@
             <w:pPr>
               <w:pStyle w:val="ListParagraph"/>
               <w:ind w:left="0" w:firstLineChars="0" w:firstLine="0"/>
-              <w:rPr>
-                <w:rFonts w:hint="eastAsia"/>
-              </w:rPr>
             </w:pPr>
             <w:r>
               <w:rPr>
@@ -2057,9 +1910,6 @@
             <w:pPr>
               <w:pStyle w:val="ListParagraph"/>
               <w:ind w:left="0" w:firstLineChars="0" w:firstLine="0"/>
-              <w:rPr>
-                <w:rFonts w:hint="eastAsia"/>
-              </w:rPr>
             </w:pPr>
             <w:r>
               <w:rPr>
@@ -2077,9 +1927,6 @@
             <w:pPr>
               <w:pStyle w:val="ListParagraph"/>
               <w:ind w:left="0" w:firstLineChars="0" w:firstLine="0"/>
-              <w:rPr>
-                <w:rFonts w:hint="eastAsia"/>
-              </w:rPr>
             </w:pPr>
             <w:r>
               <w:rPr>
@@ -2113,9 +1960,6 @@
             <w:pPr>
               <w:pStyle w:val="ListParagraph"/>
               <w:ind w:left="0" w:firstLineChars="0" w:firstLine="0"/>
-              <w:rPr>
-                <w:rFonts w:hint="eastAsia"/>
-              </w:rPr>
             </w:pPr>
             <w:r>
               <w:rPr>
@@ -2133,9 +1977,6 @@
             <w:pPr>
               <w:pStyle w:val="ListParagraph"/>
               <w:ind w:left="0" w:firstLineChars="0" w:firstLine="0"/>
-              <w:rPr>
-                <w:rFonts w:hint="eastAsia"/>
-              </w:rPr>
             </w:pPr>
             <w:r>
               <w:rPr>
@@ -2169,9 +2010,6 @@
             <w:pPr>
               <w:pStyle w:val="ListParagraph"/>
               <w:ind w:left="0" w:firstLineChars="0" w:firstLine="0"/>
-              <w:rPr>
-                <w:rFonts w:hint="eastAsia"/>
-              </w:rPr>
             </w:pPr>
             <w:r>
               <w:rPr>
@@ -2189,9 +2027,6 @@
             <w:pPr>
               <w:pStyle w:val="ListParagraph"/>
               <w:ind w:left="0" w:firstLineChars="0" w:firstLine="0"/>
-              <w:rPr>
-                <w:rFonts w:hint="eastAsia"/>
-              </w:rPr>
             </w:pPr>
             <w:r>
               <w:rPr>
@@ -2225,9 +2060,6 @@
             <w:pPr>
               <w:pStyle w:val="ListParagraph"/>
               <w:ind w:left="0" w:firstLineChars="0" w:firstLine="0"/>
-              <w:rPr>
-                <w:rFonts w:hint="eastAsia"/>
-              </w:rPr>
             </w:pPr>
             <w:r>
               <w:rPr>
@@ -2245,9 +2077,6 @@
             <w:pPr>
               <w:pStyle w:val="ListParagraph"/>
               <w:ind w:left="0" w:firstLineChars="0" w:firstLine="0"/>
-              <w:rPr>
-                <w:rFonts w:hint="eastAsia"/>
-              </w:rPr>
             </w:pPr>
             <w:r>
               <w:rPr>
@@ -2281,9 +2110,6 @@
             <w:pPr>
               <w:pStyle w:val="ListParagraph"/>
               <w:ind w:left="0" w:firstLineChars="0" w:firstLine="0"/>
-              <w:rPr>
-                <w:rFonts w:hint="eastAsia"/>
-              </w:rPr>
             </w:pPr>
             <w:r>
               <w:rPr>
@@ -2301,9 +2127,6 @@
             <w:pPr>
               <w:pStyle w:val="ListParagraph"/>
               <w:ind w:left="0" w:firstLineChars="0" w:firstLine="0"/>
-              <w:rPr>
-                <w:rFonts w:hint="eastAsia"/>
-              </w:rPr>
             </w:pPr>
           </w:p>
         </w:tc>
@@ -2331,9 +2154,6 @@
             <w:pPr>
               <w:pStyle w:val="ListParagraph"/>
               <w:ind w:left="0" w:firstLineChars="0" w:firstLine="0"/>
-              <w:rPr>
-                <w:rFonts w:hint="eastAsia"/>
-              </w:rPr>
             </w:pPr>
             <w:r>
               <w:rPr>
@@ -2351,9 +2171,6 @@
             <w:pPr>
               <w:pStyle w:val="ListParagraph"/>
               <w:ind w:left="0" w:firstLineChars="0" w:firstLine="0"/>
-              <w:rPr>
-                <w:rFonts w:hint="eastAsia"/>
-              </w:rPr>
             </w:pPr>
             <w:r>
               <w:rPr>
@@ -2387,9 +2204,6 @@
             <w:pPr>
               <w:pStyle w:val="ListParagraph"/>
               <w:ind w:left="0" w:firstLineChars="0" w:firstLine="0"/>
-              <w:rPr>
-                <w:rFonts w:hint="eastAsia"/>
-              </w:rPr>
             </w:pPr>
             <w:r>
               <w:rPr>
@@ -2407,9 +2221,6 @@
             <w:pPr>
               <w:pStyle w:val="ListParagraph"/>
               <w:ind w:left="0" w:firstLineChars="0" w:firstLine="0"/>
-              <w:rPr>
-                <w:rFonts w:hint="eastAsia"/>
-              </w:rPr>
             </w:pPr>
             <w:r>
               <w:rPr>
@@ -2443,9 +2254,6 @@
             <w:pPr>
               <w:pStyle w:val="ListParagraph"/>
               <w:ind w:left="0" w:firstLineChars="0" w:firstLine="0"/>
-              <w:rPr>
-                <w:rFonts w:hint="eastAsia"/>
-              </w:rPr>
             </w:pPr>
             <w:r>
               <w:rPr>
@@ -2463,9 +2271,6 @@
             <w:pPr>
               <w:pStyle w:val="ListParagraph"/>
               <w:ind w:left="0" w:firstLineChars="0" w:firstLine="0"/>
-              <w:rPr>
-                <w:rFonts w:hint="eastAsia"/>
-              </w:rPr>
             </w:pPr>
             <w:r>
               <w:rPr>
@@ -2507,7 +2312,6 @@
               <w:pStyle w:val="ListParagraph"/>
               <w:ind w:left="0" w:firstLineChars="0" w:firstLine="0"/>
               <w:rPr>
-                <w:rFonts w:hint="eastAsia"/>
                 <w:color w:val="000099"/>
               </w:rPr>
             </w:pPr>
@@ -2529,7 +2333,6 @@
               <w:pStyle w:val="ListParagraph"/>
               <w:ind w:left="0" w:firstLineChars="0" w:firstLine="0"/>
               <w:rPr>
-                <w:rFonts w:hint="eastAsia"/>
                 <w:color w:val="000099"/>
               </w:rPr>
             </w:pPr>
@@ -2544,13 +2347,7 @@
         </w:tc>
       </w:tr>
     </w:tbl>
-    <w:p>
-      <w:pPr>
-        <w:rPr>
-          <w:rFonts w:hint="eastAsia"/>
-        </w:rPr>
-      </w:pPr>
-    </w:p>
+    <w:p/>
     <w:p>
       <w:pPr>
         <w:pStyle w:val="ListParagraph"/>
@@ -2559,9 +2356,6 @@
           <w:numId w:val="7"/>
         </w:numPr>
         <w:ind w:firstLineChars="0"/>
-        <w:rPr>
-          <w:rFonts w:hint="eastAsia"/>
-        </w:rPr>
       </w:pPr>
       <w:r>
         <w:rPr>
@@ -2578,9 +2372,6 @@
           <w:numId w:val="7"/>
         </w:numPr>
         <w:ind w:firstLineChars="0"/>
-        <w:rPr>
-          <w:rFonts w:hint="eastAsia"/>
-        </w:rPr>
       </w:pPr>
       <w:r>
         <w:t>MSG_AUTH_CRTUSR_REQ</w:t>
@@ -2602,9 +2393,6 @@
       <w:pPr>
         <w:pStyle w:val="ListParagraph"/>
         <w:ind w:left="1197" w:firstLineChars="0" w:firstLine="0"/>
-        <w:rPr>
-          <w:rFonts w:hint="eastAsia"/>
-        </w:rPr>
       </w:pPr>
       <w:r>
         <w:rPr>
@@ -2660,7 +2448,6 @@
         </w:pBdr>
         <w:ind w:left="1196" w:firstLineChars="0" w:firstLine="0"/>
         <w:rPr>
-          <w:rFonts w:hint="eastAsia"/>
           <w:szCs w:val="21"/>
         </w:rPr>
       </w:pPr>
@@ -2683,7 +2470,6 @@
         </w:pBdr>
         <w:ind w:left="1196" w:firstLineChars="150" w:firstLine="315"/>
         <w:rPr>
-          <w:rFonts w:hint="eastAsia"/>
           <w:szCs w:val="21"/>
         </w:rPr>
       </w:pPr>
@@ -2706,7 +2492,6 @@
         </w:pBdr>
         <w:ind w:left="1196" w:firstLineChars="150" w:firstLine="315"/>
         <w:rPr>
-          <w:rFonts w:hint="eastAsia"/>
           <w:szCs w:val="21"/>
         </w:rPr>
       </w:pPr>
@@ -2729,7 +2514,6 @@
         </w:pBdr>
         <w:ind w:left="1196" w:firstLineChars="150" w:firstLine="315"/>
         <w:rPr>
-          <w:rFonts w:hint="eastAsia"/>
           <w:color w:val="000099"/>
           <w:szCs w:val="21"/>
         </w:rPr>
@@ -2761,7 +2545,6 @@
         </w:pBdr>
         <w:ind w:left="1196" w:firstLineChars="0" w:firstLine="0"/>
         <w:rPr>
-          <w:rFonts w:hint="eastAsia"/>
           <w:color w:val="000099"/>
           <w:szCs w:val="21"/>
         </w:rPr>
@@ -2778,9 +2561,6 @@
     <w:p>
       <w:pPr>
         <w:ind w:leftChars="170" w:firstLineChars="400" w:firstLine="840"/>
-        <w:rPr>
-          <w:rFonts w:hint="eastAsia"/>
-        </w:rPr>
       </w:pPr>
       <w:r>
         <w:rPr>
@@ -2846,7 +2626,6 @@
         </w:numPr>
         <w:ind w:firstLineChars="0"/>
         <w:rPr>
-          <w:rFonts w:hint="eastAsia"/>
           <w:color w:val="000099"/>
         </w:rPr>
       </w:pPr>
@@ -2884,7 +2663,6 @@
         <w:pStyle w:val="ListParagraph"/>
         <w:ind w:left="1197" w:firstLineChars="0" w:firstLine="0"/>
         <w:rPr>
-          <w:rFonts w:hint="eastAsia"/>
           <w:color w:val="000099"/>
         </w:rPr>
       </w:pPr>
@@ -2901,7 +2679,6 @@
         <w:pStyle w:val="ListParagraph"/>
         <w:ind w:left="1197" w:firstLineChars="0" w:firstLine="0"/>
         <w:rPr>
-          <w:rFonts w:hint="eastAsia"/>
           <w:color w:val="000099"/>
         </w:rPr>
       </w:pPr>
@@ -2924,7 +2701,6 @@
         <w:pStyle w:val="ListParagraph"/>
         <w:ind w:left="1197" w:firstLineChars="0" w:firstLine="0"/>
         <w:rPr>
-          <w:rFonts w:hint="eastAsia"/>
           <w:color w:val="000099"/>
         </w:rPr>
       </w:pPr>
@@ -2955,7 +2731,6 @@
         </w:pBdr>
         <w:ind w:left="1197" w:firstLineChars="0" w:firstLine="0"/>
         <w:rPr>
-          <w:rFonts w:hint="eastAsia"/>
           <w:color w:val="000099"/>
         </w:rPr>
       </w:pPr>
@@ -2978,7 +2753,6 @@
         </w:pBdr>
         <w:ind w:left="1197" w:firstLineChars="0" w:firstLine="0"/>
         <w:rPr>
-          <w:rFonts w:hint="eastAsia"/>
           <w:color w:val="000099"/>
         </w:rPr>
       </w:pPr>
@@ -3001,7 +2775,6 @@
         </w:pBdr>
         <w:ind w:left="1197" w:firstLineChars="0" w:firstLine="0"/>
         <w:rPr>
-          <w:rFonts w:hint="eastAsia"/>
           <w:color w:val="000099"/>
         </w:rPr>
       </w:pPr>
@@ -3070,7 +2843,6 @@
         </w:pBdr>
         <w:ind w:left="1197" w:firstLineChars="0" w:firstLine="0"/>
         <w:rPr>
-          <w:rFonts w:hint="eastAsia"/>
           <w:color w:val="000099"/>
         </w:rPr>
       </w:pPr>
@@ -3107,7 +2879,6 @@
         </w:pBdr>
         <w:ind w:left="1197" w:firstLineChars="0" w:firstLine="0"/>
         <w:rPr>
-          <w:rFonts w:hint="eastAsia"/>
           <w:color w:val="000099"/>
         </w:rPr>
       </w:pPr>
@@ -3130,7 +2901,6 @@
         </w:pBdr>
         <w:ind w:left="1197" w:firstLineChars="0" w:firstLine="0"/>
         <w:rPr>
-          <w:rFonts w:hint="eastAsia"/>
           <w:color w:val="000099"/>
         </w:rPr>
       </w:pPr>
@@ -3181,7 +2951,6 @@
         </w:pBdr>
         <w:ind w:left="1197" w:firstLineChars="0" w:firstLine="0"/>
         <w:rPr>
-          <w:rFonts w:hint="eastAsia"/>
           <w:color w:val="000099"/>
         </w:rPr>
       </w:pPr>
@@ -3246,7 +3015,6 @@
         </w:pBdr>
         <w:ind w:left="1197" w:firstLineChars="0" w:firstLine="0"/>
         <w:rPr>
-          <w:rFonts w:hint="eastAsia"/>
           <w:color w:val="000099"/>
         </w:rPr>
       </w:pPr>
@@ -3269,7 +3037,6 @@
         </w:pBdr>
         <w:ind w:left="1197" w:firstLineChars="0" w:firstLine="0"/>
         <w:rPr>
-          <w:rFonts w:hint="eastAsia"/>
           <w:color w:val="000099"/>
         </w:rPr>
       </w:pPr>
@@ -3286,7 +3053,6 @@
         <w:pStyle w:val="ListParagraph"/>
         <w:ind w:left="1197" w:firstLineChars="0" w:firstLine="0"/>
         <w:rPr>
-          <w:rFonts w:hint="eastAsia"/>
           <w:color w:val="000099"/>
         </w:rPr>
       </w:pPr>
@@ -3296,7 +3062,6 @@
         <w:pStyle w:val="ListParagraph"/>
         <w:ind w:left="1197" w:firstLineChars="0" w:firstLine="0"/>
         <w:rPr>
-          <w:rFonts w:hint="eastAsia"/>
           <w:color w:val="000099"/>
         </w:rPr>
       </w:pPr>
@@ -3340,7 +3105,6 @@
         </w:pBdr>
         <w:ind w:left="1197" w:firstLineChars="0" w:firstLine="0"/>
         <w:rPr>
-          <w:rFonts w:hint="eastAsia"/>
           <w:color w:val="000099"/>
         </w:rPr>
       </w:pPr>
@@ -3363,7 +3127,6 @@
         </w:pBdr>
         <w:ind w:left="1197" w:firstLineChars="0" w:firstLine="0"/>
         <w:rPr>
-          <w:rFonts w:hint="eastAsia"/>
           <w:color w:val="000099"/>
         </w:rPr>
       </w:pPr>
@@ -3386,7 +3149,6 @@
         </w:pBdr>
         <w:ind w:left="1197" w:firstLineChars="0" w:firstLine="0"/>
         <w:rPr>
-          <w:rFonts w:hint="eastAsia"/>
           <w:color w:val="000099"/>
         </w:rPr>
       </w:pPr>
@@ -3456,7 +3218,6 @@
         </w:pBdr>
         <w:ind w:left="1197" w:firstLineChars="0" w:firstLine="0"/>
         <w:rPr>
-          <w:rFonts w:hint="eastAsia"/>
           <w:color w:val="000099"/>
         </w:rPr>
       </w:pPr>
@@ -3493,7 +3254,6 @@
         </w:pBdr>
         <w:ind w:left="1197" w:firstLineChars="0" w:firstLine="0"/>
         <w:rPr>
-          <w:rFonts w:hint="eastAsia"/>
           <w:color w:val="000099"/>
         </w:rPr>
       </w:pPr>
@@ -3516,7 +3276,6 @@
         </w:pBdr>
         <w:ind w:left="1197" w:firstLineChars="0" w:firstLine="0"/>
         <w:rPr>
-          <w:rFonts w:hint="eastAsia"/>
           <w:color w:val="000099"/>
         </w:rPr>
       </w:pPr>
@@ -3546,7 +3305,6 @@
         </w:pBdr>
         <w:ind w:left="1197" w:firstLineChars="0" w:firstLine="0"/>
         <w:rPr>
-          <w:rFonts w:hint="eastAsia"/>
           <w:color w:val="000099"/>
         </w:rPr>
       </w:pPr>
@@ -3569,7 +3327,6 @@
         </w:pBdr>
         <w:ind w:left="1197" w:firstLineChars="0" w:firstLine="0"/>
         <w:rPr>
-          <w:rFonts w:hint="eastAsia"/>
           <w:color w:val="000099"/>
         </w:rPr>
       </w:pPr>
@@ -3585,9 +3342,6 @@
       <w:pPr>
         <w:pStyle w:val="ListParagraph"/>
         <w:ind w:left="1197" w:firstLineChars="0" w:firstLine="0"/>
-        <w:rPr>
-          <w:rFonts w:hint="eastAsia"/>
-        </w:rPr>
       </w:pPr>
     </w:p>
     <w:p>
@@ -3598,9 +3352,6 @@
           <w:numId w:val="7"/>
         </w:numPr>
         <w:ind w:firstLineChars="0"/>
-        <w:rPr>
-          <w:rFonts w:hint="eastAsia"/>
-        </w:rPr>
       </w:pPr>
       <w:r>
         <w:rPr>
@@ -3625,9 +3376,6 @@
       <w:pPr>
         <w:pStyle w:val="ListParagraph"/>
         <w:ind w:left="1197" w:firstLineChars="0" w:firstLine="0"/>
-        <w:rPr>
-          <w:rFonts w:hint="eastAsia"/>
-        </w:rPr>
       </w:pPr>
       <w:r>
         <w:rPr>
@@ -3640,9 +3388,6 @@
       <w:pPr>
         <w:pStyle w:val="ListParagraph"/>
         <w:ind w:left="1197" w:firstLineChars="0" w:firstLine="0"/>
-        <w:rPr>
-          <w:rFonts w:hint="eastAsia"/>
-        </w:rPr>
       </w:pPr>
       <w:r>
         <w:rPr>
@@ -3655,9 +3400,6 @@
       <w:pPr>
         <w:pStyle w:val="ListParagraph"/>
         <w:ind w:left="1197" w:firstLineChars="0" w:firstLine="0"/>
-        <w:rPr>
-          <w:rFonts w:hint="eastAsia"/>
-        </w:rPr>
       </w:pPr>
       <w:r>
         <w:rPr>
@@ -3670,9 +3412,6 @@
       <w:pPr>
         <w:pStyle w:val="ListParagraph"/>
         <w:ind w:left="1197" w:firstLineChars="0" w:firstLine="0"/>
-        <w:rPr>
-          <w:rFonts w:hint="eastAsia"/>
-        </w:rPr>
       </w:pPr>
       <w:r>
         <w:rPr>
@@ -3685,9 +3424,6 @@
       <w:pPr>
         <w:pStyle w:val="ListParagraph"/>
         <w:ind w:left="1197" w:firstLineChars="0" w:firstLine="0"/>
-        <w:rPr>
-          <w:rFonts w:hint="eastAsia"/>
-        </w:rPr>
       </w:pPr>
       <w:r>
         <w:rPr>
@@ -3700,9 +3436,6 @@
       <w:pPr>
         <w:pStyle w:val="ListParagraph"/>
         <w:ind w:left="1197" w:firstLineChars="0" w:firstLine="0"/>
-        <w:rPr>
-          <w:rFonts w:hint="eastAsia"/>
-        </w:rPr>
       </w:pPr>
       <w:r>
         <w:rPr>
@@ -3716,7 +3449,6 @@
         <w:pStyle w:val="ListParagraph"/>
         <w:ind w:left="1197" w:firstLineChars="0" w:firstLine="0"/>
         <w:rPr>
-          <w:rFonts w:hint="eastAsia"/>
           <w:color w:val="000099"/>
         </w:rPr>
       </w:pPr>
@@ -3738,9 +3470,6 @@
       <w:pPr>
         <w:pStyle w:val="ListParagraph"/>
         <w:ind w:left="1197" w:firstLineChars="0" w:firstLine="0"/>
-        <w:rPr>
-          <w:rFonts w:hint="eastAsia"/>
-        </w:rPr>
       </w:pPr>
       <w:r>
         <w:rPr>
@@ -3757,9 +3486,6 @@
           <w:numId w:val="7"/>
         </w:numPr>
         <w:ind w:firstLineChars="0"/>
-        <w:rPr>
-          <w:rFonts w:hint="eastAsia"/>
-        </w:rPr>
       </w:pPr>
       <w:r>
         <w:rPr>
@@ -3827,9 +3553,6 @@
           <w:numId w:val="7"/>
         </w:numPr>
         <w:ind w:firstLineChars="0"/>
-        <w:rPr>
-          <w:rFonts w:hint="eastAsia"/>
-        </w:rPr>
       </w:pPr>
       <w:r>
         <w:rPr>
@@ -3885,9 +3608,6 @@
           <w:numId w:val="7"/>
         </w:numPr>
         <w:ind w:firstLineChars="0"/>
-        <w:rPr>
-          <w:rFonts w:hint="eastAsia"/>
-        </w:rPr>
       </w:pPr>
       <w:r>
         <w:rPr>
@@ -3951,18 +3671,9 @@
       <w:pPr>
         <w:pStyle w:val="ListParagraph"/>
         <w:ind w:left="1197" w:firstLineChars="0" w:firstLine="0"/>
-        <w:rPr>
-          <w:rFonts w:hint="eastAsia"/>
-        </w:rPr>
-      </w:pPr>
-    </w:p>
-    <w:p>
-      <w:pPr>
-        <w:rPr>
-          <w:rFonts w:hint="eastAsia"/>
-        </w:rPr>
-      </w:pPr>
-    </w:p>
+      </w:pPr>
+    </w:p>
+    <w:p/>
     <w:p>
       <w:pPr>
         <w:pStyle w:val="ListParagraph"/>
@@ -3971,9 +3682,6 @@
           <w:numId w:val="7"/>
         </w:numPr>
         <w:ind w:firstLineChars="0"/>
-        <w:rPr>
-          <w:rFonts w:hint="eastAsia"/>
-        </w:rPr>
       </w:pPr>
       <w:r>
         <w:rPr>
@@ -3996,9 +3704,6 @@
           <w:numId w:val="7"/>
         </w:numPr>
         <w:ind w:firstLineChars="0"/>
-        <w:rPr>
-          <w:rFonts w:hint="eastAsia"/>
-        </w:rPr>
       </w:pPr>
       <w:r>
         <w:rPr>
@@ -4018,7 +3723,6 @@
         <w:pStyle w:val="ListParagraph"/>
         <w:ind w:left="1197" w:firstLineChars="0" w:firstLine="0"/>
         <w:rPr>
-          <w:rFonts w:hint="eastAsia"/>
           <w:color w:val="FF0000"/>
         </w:rPr>
       </w:pPr>
@@ -4061,9 +3765,6 @@
       <w:pPr>
         <w:pStyle w:val="ListParagraph"/>
         <w:ind w:left="1197" w:firstLineChars="0" w:firstLine="0"/>
-        <w:rPr>
-          <w:rFonts w:hint="eastAsia"/>
-        </w:rPr>
       </w:pPr>
       <w:r>
         <w:rPr>
@@ -4100,9 +3801,6 @@
       <w:pPr>
         <w:pStyle w:val="ListParagraph"/>
         <w:ind w:left="1197" w:firstLineChars="0" w:firstLine="0"/>
-        <w:rPr>
-          <w:rFonts w:hint="eastAsia"/>
-        </w:rPr>
       </w:pPr>
     </w:p>
     <w:p>
@@ -4110,7 +3808,6 @@
         <w:pStyle w:val="ListParagraph"/>
         <w:ind w:left="1197" w:firstLineChars="0" w:firstLine="0"/>
         <w:rPr>
-          <w:rFonts w:hint="eastAsia"/>
           <w:color w:val="000099"/>
         </w:rPr>
       </w:pPr>
@@ -4134,7 +3831,6 @@
         <w:pStyle w:val="ListParagraph"/>
         <w:ind w:left="1197" w:firstLineChars="0" w:firstLine="0"/>
         <w:rPr>
-          <w:rFonts w:hint="eastAsia"/>
           <w:color w:val="000000" w:themeColor="text1"/>
         </w:rPr>
       </w:pPr>
@@ -4158,7 +3854,6 @@
         <w:pStyle w:val="ListParagraph"/>
         <w:ind w:left="1197" w:firstLineChars="0" w:firstLine="0"/>
         <w:rPr>
-          <w:rFonts w:hint="eastAsia"/>
           <w:color w:val="000000" w:themeColor="text1"/>
         </w:rPr>
       </w:pPr>
@@ -4203,7 +3898,6 @@
         <w:pStyle w:val="ListParagraph"/>
         <w:ind w:left="1197" w:firstLineChars="0" w:firstLine="0"/>
         <w:rPr>
-          <w:rFonts w:hint="eastAsia"/>
           <w:color w:val="000000" w:themeColor="text1"/>
         </w:rPr>
       </w:pPr>
@@ -4242,7 +3936,6 @@
         <w:pStyle w:val="ListParagraph"/>
         <w:ind w:left="1197" w:firstLineChars="0" w:firstLine="0"/>
         <w:rPr>
-          <w:rFonts w:hint="eastAsia"/>
           <w:color w:val="000099"/>
         </w:rPr>
       </w:pPr>
@@ -4252,7 +3945,6 @@
         <w:pStyle w:val="ListParagraph"/>
         <w:ind w:left="1197" w:firstLineChars="0" w:firstLine="0"/>
         <w:rPr>
-          <w:rFonts w:hint="eastAsia"/>
           <w:color w:val="000000" w:themeColor="text1"/>
         </w:rPr>
       </w:pPr>
@@ -4269,7 +3961,6 @@
         <w:pStyle w:val="ListParagraph"/>
         <w:ind w:left="1197" w:firstLineChars="0" w:firstLine="0"/>
         <w:rPr>
-          <w:rFonts w:hint="eastAsia"/>
           <w:color w:val="C00000"/>
         </w:rPr>
       </w:pPr>
@@ -4307,7 +3998,6 @@
         <w:pStyle w:val="ListParagraph"/>
         <w:ind w:left="1197" w:firstLineChars="0" w:firstLine="0"/>
         <w:rPr>
-          <w:rFonts w:hint="eastAsia"/>
           <w:color w:val="C00000"/>
         </w:rPr>
       </w:pPr>
@@ -4320,9 +4010,6 @@
           <w:numId w:val="7"/>
         </w:numPr>
         <w:ind w:firstLineChars="0"/>
-        <w:rPr>
-          <w:rFonts w:hint="eastAsia"/>
-        </w:rPr>
       </w:pPr>
       <w:r>
         <w:rPr>
@@ -4342,7 +4029,6 @@
         <w:pStyle w:val="ListParagraph"/>
         <w:ind w:left="1197" w:firstLineChars="0" w:firstLine="0"/>
         <w:rPr>
-          <w:rFonts w:hint="eastAsia"/>
           <w:color w:val="000000" w:themeColor="text1"/>
         </w:rPr>
       </w:pPr>
@@ -4359,7 +4045,6 @@
         <w:pStyle w:val="ListParagraph"/>
         <w:ind w:left="1197" w:firstLineChars="0" w:firstLine="0"/>
         <w:rPr>
-          <w:rFonts w:hint="eastAsia"/>
           <w:color w:val="C00000"/>
         </w:rPr>
       </w:pPr>
@@ -4397,7 +4082,6 @@
         <w:pStyle w:val="ListParagraph"/>
         <w:ind w:left="1197" w:firstLineChars="0" w:firstLine="0"/>
         <w:rPr>
-          <w:rFonts w:hint="eastAsia"/>
           <w:color w:val="C00000"/>
         </w:rPr>
       </w:pPr>
@@ -4407,7 +4091,6 @@
         <w:pStyle w:val="ListParagraph"/>
         <w:ind w:left="1197" w:firstLineChars="0" w:firstLine="0"/>
         <w:rPr>
-          <w:rFonts w:hint="eastAsia"/>
           <w:color w:val="000000" w:themeColor="text1"/>
         </w:rPr>
       </w:pPr>
@@ -4433,7 +4116,6 @@
         <w:pStyle w:val="ListParagraph"/>
         <w:ind w:left="1197" w:firstLineChars="0" w:firstLine="0"/>
         <w:rPr>
-          <w:rFonts w:hint="eastAsia"/>
           <w:color w:val="C00000"/>
         </w:rPr>
       </w:pPr>
@@ -4474,9 +4156,6 @@
           <w:numId w:val="7"/>
         </w:numPr>
         <w:ind w:firstLineChars="0"/>
-        <w:rPr>
-          <w:rFonts w:hint="eastAsia"/>
-        </w:rPr>
       </w:pPr>
       <w:r>
         <w:rPr>
@@ -4495,9 +4174,6 @@
       <w:pPr>
         <w:pStyle w:val="ListParagraph"/>
         <w:ind w:left="1197" w:firstLineChars="0" w:firstLine="0"/>
-        <w:rPr>
-          <w:rFonts w:hint="eastAsia"/>
-        </w:rPr>
       </w:pPr>
       <w:r>
         <w:rPr>
@@ -4529,7 +4205,6 @@
         <w:pStyle w:val="ListParagraph"/>
         <w:ind w:left="1197" w:firstLineChars="0" w:firstLine="0"/>
         <w:rPr>
-          <w:rFonts w:hint="eastAsia"/>
           <w:color w:val="C00000"/>
         </w:rPr>
       </w:pPr>
@@ -4562,13 +4237,7 @@
         <w:t>属性。</w:t>
       </w:r>
     </w:p>
-    <w:p>
-      <w:pPr>
-        <w:rPr>
-          <w:rFonts w:hint="eastAsia"/>
-        </w:rPr>
-      </w:pPr>
-    </w:p>
+    <w:p/>
     <w:p>
       <w:pPr>
         <w:pStyle w:val="ListParagraph"/>
@@ -4577,9 +4246,6 @@
           <w:numId w:val="7"/>
         </w:numPr>
         <w:ind w:firstLineChars="0"/>
-        <w:rPr>
-          <w:rFonts w:hint="eastAsia"/>
-        </w:rPr>
       </w:pPr>
       <w:r>
         <w:rPr>
@@ -4614,9 +4280,6 @@
           <w:numId w:val="7"/>
         </w:numPr>
         <w:ind w:firstLineChars="0"/>
-        <w:rPr>
-          <w:rFonts w:hint="eastAsia"/>
-        </w:rPr>
       </w:pPr>
       <w:r>
         <w:t>sdb</w:t>
@@ -4632,9 +4295,6 @@
       <w:pPr>
         <w:pStyle w:val="ListParagraph"/>
         <w:ind w:left="1197" w:firstLineChars="0" w:firstLine="0"/>
-        <w:rPr>
-          <w:rFonts w:hint="eastAsia"/>
-        </w:rPr>
       </w:pPr>
       <w:r>
         <w:rPr>
@@ -4647,9 +4307,6 @@
       <w:pPr>
         <w:pStyle w:val="ListParagraph"/>
         <w:ind w:left="1197" w:firstLineChars="0" w:firstLine="0"/>
-        <w:rPr>
-          <w:rFonts w:hint="eastAsia"/>
-        </w:rPr>
       </w:pPr>
       <w:r>
         <w:rPr>
@@ -4662,9 +4319,6 @@
       <w:pPr>
         <w:pStyle w:val="ListParagraph"/>
         <w:ind w:left="1197" w:firstLineChars="0" w:firstLine="0"/>
-        <w:rPr>
-          <w:rFonts w:hint="eastAsia"/>
-        </w:rPr>
       </w:pPr>
       <w:r>
         <w:rPr>
@@ -4709,9 +4363,6 @@
       <w:pPr>
         <w:pStyle w:val="ListParagraph"/>
         <w:ind w:left="1197" w:firstLineChars="0" w:firstLine="0"/>
-        <w:rPr>
-          <w:rFonts w:hint="eastAsia"/>
-        </w:rPr>
       </w:pPr>
     </w:p>
     <w:p>
@@ -4719,7 +4370,6 @@
         <w:pStyle w:val="ListParagraph"/>
         <w:ind w:left="1197" w:firstLineChars="0" w:firstLine="0"/>
         <w:rPr>
-          <w:rFonts w:hint="eastAsia"/>
           <w:color w:val="000099"/>
         </w:rPr>
       </w:pPr>
@@ -4736,7 +4386,6 @@
         <w:pStyle w:val="ListParagraph"/>
         <w:ind w:left="1197" w:firstLineChars="0" w:firstLine="0"/>
         <w:rPr>
-          <w:rFonts w:hint="eastAsia"/>
           <w:color w:val="000099"/>
         </w:rPr>
       </w:pPr>
@@ -4753,7 +4402,6 @@
         <w:pStyle w:val="ListParagraph"/>
         <w:ind w:left="1197" w:firstLineChars="0" w:firstLine="0"/>
         <w:rPr>
-          <w:rFonts w:hint="eastAsia"/>
           <w:color w:val="000099"/>
         </w:rPr>
       </w:pPr>
@@ -4770,7 +4418,6 @@
         <w:pStyle w:val="ListParagraph"/>
         <w:ind w:left="1197" w:firstLineChars="0" w:firstLine="0"/>
         <w:rPr>
-          <w:rFonts w:hint="eastAsia"/>
           <w:color w:val="000099"/>
         </w:rPr>
       </w:pPr>
@@ -4780,7 +4427,6 @@
         <w:pStyle w:val="ListParagraph"/>
         <w:ind w:left="1197" w:firstLineChars="0" w:firstLine="0"/>
         <w:rPr>
-          <w:rFonts w:hint="eastAsia"/>
           <w:color w:val="000000" w:themeColor="text1"/>
         </w:rPr>
       </w:pPr>
@@ -4823,7 +4469,6 @@
       <w:pPr>
         <w:ind w:leftChars="170"/>
         <w:rPr>
-          <w:rFonts w:hint="eastAsia"/>
           <w:color w:val="C00000"/>
         </w:rPr>
       </w:pPr>
@@ -4874,9 +4519,6 @@
       <w:pPr>
         <w:pStyle w:val="ListParagraph"/>
         <w:ind w:left="1197" w:firstLineChars="0" w:firstLine="0"/>
-        <w:rPr>
-          <w:rFonts w:hint="eastAsia"/>
-        </w:rPr>
       </w:pPr>
     </w:p>
     <w:p>
@@ -4887,9 +4529,6 @@
           <w:numId w:val="7"/>
         </w:numPr>
         <w:ind w:firstLineChars="0"/>
-        <w:rPr>
-          <w:rFonts w:hint="eastAsia"/>
-        </w:rPr>
       </w:pPr>
       <w:r>
         <w:t>sdbCollectionSpace</w:t>
@@ -4905,9 +4544,6 @@
       <w:pPr>
         <w:pStyle w:val="ListParagraph"/>
         <w:ind w:left="1197" w:firstLineChars="0" w:firstLine="0"/>
-        <w:rPr>
-          <w:rFonts w:hint="eastAsia"/>
-        </w:rPr>
       </w:pPr>
       <w:r>
         <w:t>INT32 createCollection</w:t>
@@ -4936,7 +4572,6 @@
         <w:pStyle w:val="ListParagraph"/>
         <w:ind w:left="1197" w:firstLineChars="0" w:firstLine="0"/>
         <w:rPr>
-          <w:rFonts w:hint="eastAsia"/>
           <w:color w:val="C00000"/>
         </w:rPr>
       </w:pPr>
@@ -4980,18 +4615,12 @@
       <w:pPr>
         <w:pStyle w:val="ListParagraph"/>
         <w:ind w:left="1197" w:firstLineChars="0" w:firstLine="0"/>
-        <w:rPr>
-          <w:rFonts w:hint="eastAsia"/>
-        </w:rPr>
       </w:pPr>
     </w:p>
     <w:p>
       <w:pPr>
         <w:pStyle w:val="ListParagraph"/>
         <w:ind w:left="1197" w:firstLineChars="0" w:firstLine="0"/>
-        <w:rPr>
-          <w:rFonts w:hint="eastAsia"/>
-        </w:rPr>
       </w:pPr>
       <w:r>
         <w:t>INT32 setAttributes ( const bson::BSONObj &amp; options )</w:t>
@@ -5001,9 +4630,6 @@
       <w:pPr>
         <w:pStyle w:val="ListParagraph"/>
         <w:ind w:left="1197" w:firstLineChars="0" w:firstLine="0"/>
-        <w:rPr>
-          <w:rFonts w:hint="eastAsia"/>
-        </w:rPr>
       </w:pPr>
       <w:r>
         <w:t>INT32 alterCollectionSpace ( const bson::BSONObj &amp; options )</w:t>
@@ -5014,7 +4640,6 @@
         <w:pStyle w:val="ListParagraph"/>
         <w:ind w:left="1197" w:firstLineChars="0" w:firstLine="0"/>
         <w:rPr>
-          <w:rFonts w:hint="eastAsia"/>
           <w:color w:val="C00000"/>
         </w:rPr>
       </w:pPr>
@@ -5058,9 +4683,6 @@
       <w:pPr>
         <w:pStyle w:val="ListParagraph"/>
         <w:ind w:left="1197" w:firstLineChars="0" w:firstLine="0"/>
-        <w:rPr>
-          <w:rFonts w:hint="eastAsia"/>
-        </w:rPr>
       </w:pPr>
     </w:p>
     <w:p>
@@ -5071,9 +4693,6 @@
           <w:numId w:val="7"/>
         </w:numPr>
         <w:ind w:firstLineChars="0"/>
-        <w:rPr>
-          <w:rFonts w:hint="eastAsia"/>
-        </w:rPr>
       </w:pPr>
       <w:r>
         <w:t>sdbCollection</w:t>
@@ -5089,9 +4708,6 @@
       <w:pPr>
         <w:pStyle w:val="ListParagraph"/>
         <w:ind w:left="1197" w:firstLineChars="0" w:firstLine="0"/>
-        <w:rPr>
-          <w:rFonts w:hint="eastAsia"/>
-        </w:rPr>
       </w:pPr>
       <w:r>
         <w:t>INT32 alterCollection ( const bson::BSONObj &amp;options )</w:t>
@@ -5101,9 +4717,6 @@
       <w:pPr>
         <w:pStyle w:val="ListParagraph"/>
         <w:ind w:left="1197" w:firstLineChars="0" w:firstLine="0"/>
-        <w:rPr>
-          <w:rFonts w:hint="eastAsia"/>
-        </w:rPr>
       </w:pPr>
       <w:r>
         <w:t>INT32 setAttributes ( const bson::BSONObj &amp;options )</w:t>
@@ -5114,7 +4727,6 @@
         <w:pStyle w:val="ListParagraph"/>
         <w:ind w:left="1197" w:firstLineChars="0" w:firstLine="0"/>
         <w:rPr>
-          <w:rFonts w:hint="eastAsia"/>
           <w:color w:val="C00000"/>
         </w:rPr>
       </w:pPr>
@@ -5174,11 +4786,6 @@
       </w:r>
     </w:p>
     <w:p>
-      <w:pPr>
-        <w:rPr>
-          <w:rFonts w:hint="eastAsia"/>
-        </w:rPr>
-      </w:pPr>
       <w:r>
         <w:rPr>
           <w:rFonts w:hint="eastAsia"/>
@@ -5216,13 +4823,7 @@
         <w:t>不能立即生效，需要用户重新登入时才能生效。</w:t>
       </w:r>
     </w:p>
-    <w:p>
-      <w:pPr>
-        <w:rPr>
-          <w:rFonts w:hint="eastAsia"/>
-        </w:rPr>
-      </w:pPr>
-    </w:p>
+    <w:p/>
     <w:p>
       <w:pPr>
         <w:pStyle w:val="Heading2"/>
@@ -5252,11 +4853,6 @@
       </w:r>
     </w:p>
     <w:p>
-      <w:pPr>
-        <w:rPr>
-          <w:rFonts w:hint="eastAsia"/>
-        </w:rPr>
-      </w:pPr>
       <w:r>
         <w:rPr>
           <w:rFonts w:hint="eastAsia"/>
@@ -5276,11 +4872,6 @@
       </w:r>
     </w:p>
     <w:p>
-      <w:pPr>
-        <w:rPr>
-          <w:rFonts w:hint="eastAsia"/>
-        </w:rPr>
-      </w:pPr>
       <w:r>
         <w:rPr>
           <w:rFonts w:hint="eastAsia"/>
@@ -5310,9 +4901,6 @@
             <w:pPr>
               <w:ind w:left="0"/>
               <w:jc w:val="center"/>
-              <w:rPr>
-                <w:rFonts w:hint="eastAsia"/>
-              </w:rPr>
             </w:pPr>
             <w:r>
               <w:rPr>
@@ -5331,9 +4919,6 @@
             <w:pPr>
               <w:ind w:left="0"/>
               <w:jc w:val="center"/>
-              <w:rPr>
-                <w:rFonts w:hint="eastAsia"/>
-              </w:rPr>
             </w:pPr>
             <w:r>
               <w:rPr>
@@ -5352,9 +4937,6 @@
             <w:pPr>
               <w:ind w:left="0"/>
               <w:jc w:val="center"/>
-              <w:rPr>
-                <w:rFonts w:hint="eastAsia"/>
-              </w:rPr>
             </w:pPr>
             <w:r>
               <w:rPr>
@@ -5373,9 +4955,6 @@
           <w:p>
             <w:pPr>
               <w:ind w:left="0"/>
-              <w:rPr>
-                <w:rFonts w:hint="eastAsia"/>
-              </w:rPr>
             </w:pPr>
             <w:r>
               <w:rPr>
@@ -5392,9 +4971,6 @@
           <w:p>
             <w:pPr>
               <w:ind w:left="0"/>
-              <w:rPr>
-                <w:rFonts w:hint="eastAsia"/>
-              </w:rPr>
             </w:pPr>
             <w:r>
               <w:rPr>
@@ -5416,9 +4992,6 @@
                 <w:numId w:val="9"/>
               </w:numPr>
               <w:ind w:firstLineChars="0"/>
-              <w:rPr>
-                <w:rFonts w:hint="eastAsia"/>
-              </w:rPr>
             </w:pPr>
             <w:r>
               <w:rPr>
@@ -5447,9 +5020,6 @@
                 <w:numId w:val="9"/>
               </w:numPr>
               <w:ind w:firstLineChars="0"/>
-              <w:rPr>
-                <w:rFonts w:hint="eastAsia"/>
-              </w:rPr>
             </w:pPr>
             <w:r>
               <w:rPr>
@@ -5466,9 +5036,6 @@
                 <w:numId w:val="9"/>
               </w:numPr>
               <w:ind w:firstLineChars="0"/>
-              <w:rPr>
-                <w:rFonts w:hint="eastAsia"/>
-              </w:rPr>
             </w:pPr>
             <w:r>
               <w:rPr>
@@ -5493,9 +5060,6 @@
           <w:p>
             <w:pPr>
               <w:ind w:left="0"/>
-              <w:rPr>
-                <w:rFonts w:hint="eastAsia"/>
-              </w:rPr>
             </w:pPr>
             <w:r>
               <w:rPr>
@@ -5512,9 +5076,6 @@
           <w:p>
             <w:pPr>
               <w:ind w:left="0"/>
-              <w:rPr>
-                <w:rFonts w:hint="eastAsia"/>
-              </w:rPr>
             </w:pPr>
             <w:r>
               <w:rPr>
@@ -5531,9 +5092,6 @@
           <w:p>
             <w:pPr>
               <w:ind w:left="0"/>
-              <w:rPr>
-                <w:rFonts w:hint="eastAsia"/>
-              </w:rPr>
             </w:pPr>
             <w:r>
               <w:rPr>
@@ -5552,9 +5110,6 @@
           <w:p>
             <w:pPr>
               <w:ind w:left="0"/>
-              <w:rPr>
-                <w:rFonts w:hint="eastAsia"/>
-              </w:rPr>
             </w:pPr>
             <w:r>
               <w:rPr>
@@ -5571,9 +5126,6 @@
           <w:p>
             <w:pPr>
               <w:ind w:left="0"/>
-              <w:rPr>
-                <w:rFonts w:hint="eastAsia"/>
-              </w:rPr>
             </w:pPr>
             <w:r>
               <w:rPr>
@@ -5590,9 +5142,6 @@
           <w:p>
             <w:pPr>
               <w:ind w:left="0"/>
-              <w:rPr>
-                <w:rFonts w:hint="eastAsia"/>
-              </w:rPr>
             </w:pPr>
             <w:r>
               <w:rPr>
@@ -5647,9 +5196,6 @@
           <w:p>
             <w:pPr>
               <w:ind w:left="0"/>
-              <w:rPr>
-                <w:rFonts w:hint="eastAsia"/>
-              </w:rPr>
             </w:pPr>
             <w:r>
               <w:rPr>
@@ -5666,9 +5212,6 @@
           <w:p>
             <w:pPr>
               <w:ind w:left="0"/>
-              <w:rPr>
-                <w:rFonts w:hint="eastAsia"/>
-              </w:rPr>
             </w:pPr>
             <w:r>
               <w:rPr>
@@ -5685,9 +5228,6 @@
           <w:p>
             <w:pPr>
               <w:ind w:left="0"/>
-              <w:rPr>
-                <w:rFonts w:hint="eastAsia"/>
-              </w:rPr>
             </w:pPr>
             <w:r>
               <w:rPr>
@@ -5706,9 +5246,6 @@
           <w:p>
             <w:pPr>
               <w:ind w:left="0"/>
-              <w:rPr>
-                <w:rFonts w:hint="eastAsia"/>
-              </w:rPr>
             </w:pPr>
             <w:r>
               <w:rPr>
@@ -5725,9 +5262,6 @@
           <w:p>
             <w:pPr>
               <w:ind w:left="0"/>
-              <w:rPr>
-                <w:rFonts w:hint="eastAsia"/>
-              </w:rPr>
             </w:pPr>
             <w:r>
               <w:rPr>
@@ -5744,9 +5278,6 @@
           <w:p>
             <w:pPr>
               <w:ind w:left="0"/>
-              <w:rPr>
-                <w:rFonts w:hint="eastAsia"/>
-              </w:rPr>
             </w:pPr>
             <w:r>
               <w:rPr>
@@ -5765,9 +5296,6 @@
           <w:p>
             <w:pPr>
               <w:ind w:left="0"/>
-              <w:rPr>
-                <w:rFonts w:hint="eastAsia"/>
-              </w:rPr>
             </w:pPr>
             <w:r>
               <w:rPr>
@@ -5784,9 +5312,6 @@
           <w:p>
             <w:pPr>
               <w:ind w:left="0"/>
-              <w:rPr>
-                <w:rFonts w:hint="eastAsia"/>
-              </w:rPr>
             </w:pPr>
             <w:r>
               <w:rPr>
@@ -5803,9 +5328,6 @@
           <w:p>
             <w:pPr>
               <w:ind w:left="0"/>
-              <w:rPr>
-                <w:rFonts w:hint="eastAsia"/>
-              </w:rPr>
             </w:pPr>
             <w:r>
               <w:rPr>
@@ -5824,9 +5346,6 @@
           <w:p>
             <w:pPr>
               <w:ind w:left="0"/>
-              <w:rPr>
-                <w:rFonts w:hint="eastAsia"/>
-              </w:rPr>
             </w:pPr>
             <w:r>
               <w:rPr>
@@ -5843,9 +5362,6 @@
           <w:p>
             <w:pPr>
               <w:ind w:left="0"/>
-              <w:rPr>
-                <w:rFonts w:hint="eastAsia"/>
-              </w:rPr>
             </w:pPr>
             <w:r>
               <w:rPr>
@@ -5862,9 +5378,6 @@
           <w:p>
             <w:pPr>
               <w:ind w:left="0"/>
-              <w:rPr>
-                <w:rFonts w:hint="eastAsia"/>
-              </w:rPr>
             </w:pPr>
             <w:r>
               <w:rPr>
@@ -5883,9 +5396,6 @@
           <w:p>
             <w:pPr>
               <w:ind w:left="0"/>
-              <w:rPr>
-                <w:rFonts w:hint="eastAsia"/>
-              </w:rPr>
             </w:pPr>
             <w:r>
               <w:rPr>
@@ -5902,9 +5412,6 @@
           <w:p>
             <w:pPr>
               <w:ind w:left="0"/>
-              <w:rPr>
-                <w:rFonts w:hint="eastAsia"/>
-              </w:rPr>
             </w:pPr>
             <w:r>
               <w:rPr>
@@ -5921,9 +5428,6 @@
           <w:p>
             <w:pPr>
               <w:ind w:left="0"/>
-              <w:rPr>
-                <w:rFonts w:hint="eastAsia"/>
-              </w:rPr>
             </w:pPr>
             <w:r>
               <w:rPr>
@@ -5935,13 +5439,7 @@
         </w:tc>
       </w:tr>
     </w:tbl>
-    <w:p>
-      <w:pPr>
-        <w:rPr>
-          <w:rFonts w:hint="eastAsia"/>
-        </w:rPr>
-      </w:pPr>
-    </w:p>
+    <w:p/>
     <w:p>
       <w:pPr>
         <w:pStyle w:val="ListParagraph"/>
@@ -5950,9 +5448,6 @@
           <w:numId w:val="7"/>
         </w:numPr>
         <w:ind w:firstLineChars="0"/>
-        <w:rPr>
-          <w:rFonts w:hint="eastAsia"/>
-        </w:rPr>
       </w:pPr>
       <w:r>
         <w:rPr>
@@ -5962,11 +5457,6 @@
       </w:r>
     </w:p>
     <w:p>
-      <w:pPr>
-        <w:rPr>
-          <w:rFonts w:hint="eastAsia"/>
-        </w:rPr>
-      </w:pPr>
       <w:r>
         <w:rPr>
           <w:rFonts w:hint="eastAsia"/>
@@ -6020,13 +5510,7 @@
         </w:drawing>
       </w:r>
     </w:p>
-    <w:p>
-      <w:pPr>
-        <w:rPr>
-          <w:rFonts w:hint="eastAsia"/>
-        </w:rPr>
-      </w:pPr>
-    </w:p>
+    <w:p/>
     <w:p>
       <w:pPr>
         <w:pStyle w:val="ListParagraph"/>
@@ -6035,9 +5519,6 @@
           <w:numId w:val="7"/>
         </w:numPr>
         <w:ind w:firstLineChars="0"/>
-        <w:rPr>
-          <w:rFonts w:hint="eastAsia"/>
-        </w:rPr>
       </w:pPr>
       <w:r>
         <w:rPr>
@@ -6047,11 +5528,6 @@
       </w:r>
     </w:p>
     <w:p>
-      <w:pPr>
-        <w:rPr>
-          <w:rFonts w:hint="eastAsia"/>
-        </w:rPr>
-      </w:pPr>
       <w:r>
         <w:rPr>
           <w:rFonts w:hint="eastAsia"/>
@@ -6104,13 +5580,7 @@
         </w:drawing>
       </w:r>
     </w:p>
-    <w:p>
-      <w:pPr>
-        <w:rPr>
-          <w:rFonts w:hint="eastAsia"/>
-        </w:rPr>
-      </w:pPr>
-    </w:p>
+    <w:p/>
     <w:p>
       <w:pPr>
         <w:pStyle w:val="ListParagraph"/>
@@ -6119,9 +5589,6 @@
           <w:numId w:val="7"/>
         </w:numPr>
         <w:ind w:firstLineChars="0"/>
-        <w:rPr>
-          <w:rFonts w:hint="eastAsia"/>
-        </w:rPr>
       </w:pPr>
       <w:r>
         <w:rPr>
@@ -6130,19 +5597,8 @@
         <w:t>会话属性设计</w:t>
       </w:r>
     </w:p>
-    <w:p>
-      <w:pPr>
-        <w:rPr>
-          <w:rFonts w:hint="eastAsia"/>
-        </w:rPr>
-      </w:pPr>
-    </w:p>
-    <w:p>
-      <w:pPr>
-        <w:rPr>
-          <w:rFonts w:hint="eastAsia"/>
-        </w:rPr>
-      </w:pPr>
+    <w:p/>
+    <w:p>
       <w:r>
         <w:rPr>
           <w:rFonts w:hint="eastAsia"/>
@@ -6181,11 +5637,6 @@
       </w:r>
     </w:p>
     <w:p>
-      <w:pPr>
-        <w:rPr>
-          <w:rFonts w:hint="eastAsia"/>
-        </w:rPr>
-      </w:pPr>
       <w:r>
         <w:rPr>
           <w:rFonts w:hint="eastAsia"/>
@@ -6212,11 +5663,6 @@
       </w:r>
     </w:p>
     <w:p>
-      <w:pPr>
-        <w:rPr>
-          <w:rFonts w:hint="eastAsia"/>
-        </w:rPr>
-      </w:pPr>
       <w:r>
         <w:rPr>
           <w:rFonts w:hint="eastAsia"/>
@@ -6243,11 +5689,6 @@
       </w:r>
     </w:p>
     <w:p>
-      <w:pPr>
-        <w:rPr>
-          <w:rFonts w:hint="eastAsia"/>
-        </w:rPr>
-      </w:pPr>
       <w:r>
         <w:rPr>
           <w:rFonts w:hint="eastAsia"/>
@@ -6262,11 +5703,6 @@
       </w:r>
     </w:p>
     <w:p>
-      <w:pPr>
-        <w:rPr>
-          <w:rFonts w:hint="eastAsia"/>
-        </w:rPr>
-      </w:pPr>
       <w:r>
         <w:rPr>
           <w:rFonts w:hint="eastAsia"/>
@@ -6281,11 +5717,6 @@
       </w:r>
     </w:p>
     <w:p>
-      <w:pPr>
-        <w:rPr>
-          <w:rFonts w:hint="eastAsia"/>
-        </w:rPr>
-      </w:pPr>
       <w:r>
         <w:rPr>
           <w:rFonts w:hint="eastAsia"/>
@@ -6300,11 +5731,6 @@
       </w:r>
     </w:p>
     <w:p>
-      <w:pPr>
-        <w:rPr>
-          <w:rFonts w:hint="eastAsia"/>
-        </w:rPr>
-      </w:pPr>
       <w:r>
         <w:rPr>
           <w:rFonts w:hint="eastAsia"/>
@@ -6319,11 +5745,6 @@
       </w:r>
     </w:p>
     <w:p>
-      <w:pPr>
-        <w:rPr>
-          <w:rFonts w:hint="eastAsia"/>
-        </w:rPr>
-      </w:pPr>
       <w:r>
         <w:rPr>
           <w:rFonts w:hint="eastAsia"/>
@@ -6337,19 +5758,8 @@
         <w:t>当前会话配置（会话级变量）</w:t>
       </w:r>
     </w:p>
-    <w:p>
-      <w:pPr>
-        <w:rPr>
-          <w:rFonts w:hint="eastAsia"/>
-        </w:rPr>
-      </w:pPr>
-    </w:p>
-    <w:p>
-      <w:pPr>
-        <w:rPr>
-          <w:rFonts w:hint="eastAsia"/>
-        </w:rPr>
-      </w:pPr>
+    <w:p/>
+    <w:p>
       <w:r>
         <w:rPr>
           <w:rFonts w:hint="eastAsia"/>
@@ -6364,11 +5774,6 @@
       </w:r>
     </w:p>
     <w:p>
-      <w:pPr>
-        <w:rPr>
-          <w:rFonts w:hint="eastAsia"/>
-        </w:rPr>
-      </w:pPr>
       <w:r>
         <w:rPr>
           <w:rFonts w:hint="eastAsia"/>
@@ -6394,19 +5799,8 @@
         <w:t>在用户登入后被重新覆值</w:t>
       </w:r>
     </w:p>
-    <w:p>
-      <w:pPr>
-        <w:rPr>
-          <w:rFonts w:hint="eastAsia"/>
-        </w:rPr>
-      </w:pPr>
-    </w:p>
-    <w:p>
-      <w:pPr>
-        <w:rPr>
-          <w:rFonts w:hint="eastAsia"/>
-        </w:rPr>
-      </w:pPr>
+    <w:p/>
+    <w:p>
       <w:r>
         <w:rPr>
           <w:rFonts w:hint="eastAsia"/>
@@ -6452,11 +5846,6 @@
       </w:r>
     </w:p>
     <w:p>
-      <w:pPr>
-        <w:rPr>
-          <w:rFonts w:hint="eastAsia"/>
-        </w:rPr>
-      </w:pPr>
       <w:r>
         <w:rPr>
           <w:rFonts w:hint="eastAsia"/>
@@ -6489,11 +5878,6 @@
       </w:r>
     </w:p>
     <w:p>
-      <w:pPr>
-        <w:rPr>
-          <w:rFonts w:hint="eastAsia"/>
-        </w:rPr>
-      </w:pPr>
       <w:r>
         <w:rPr>
           <w:rFonts w:hint="eastAsia"/>
@@ -6525,13 +5909,7 @@
         <w:t>合并计算；</w:t>
       </w:r>
     </w:p>
-    <w:p>
-      <w:pPr>
-        <w:rPr>
-          <w:rFonts w:hint="eastAsia"/>
-        </w:rPr>
-      </w:pPr>
-    </w:p>
+    <w:p/>
     <w:p>
       <w:pPr>
         <w:pStyle w:val="Heading2"/>
@@ -6952,7 +6330,6 @@
             <w:pPr>
               <w:ind w:left="0"/>
               <w:rPr>
-                <w:rFonts w:hint="eastAsia"/>
                 <w:i/>
                 <w:color w:val="8DB3E2" w:themeColor="text2" w:themeTint="66"/>
                 <w:sz w:val="18"/>
@@ -7437,9 +6814,6 @@
           <w:p>
             <w:pPr>
               <w:ind w:left="0"/>
-              <w:rPr>
-                <w:rFonts w:hint="eastAsia"/>
-              </w:rPr>
             </w:pPr>
             <w:r>
               <w:rPr>
@@ -7461,9 +6835,6 @@
                 <w:numId w:val="10"/>
               </w:numPr>
               <w:ind w:firstLineChars="0"/>
-              <w:rPr>
-                <w:rFonts w:hint="eastAsia"/>
-              </w:rPr>
             </w:pPr>
             <w:r>
               <w:rPr>
@@ -7510,9 +6881,6 @@
                 <w:numId w:val="10"/>
               </w:numPr>
               <w:ind w:firstLineChars="0"/>
-              <w:rPr>
-                <w:rFonts w:hint="eastAsia"/>
-              </w:rPr>
             </w:pPr>
             <w:r>
               <w:rPr>
@@ -7541,9 +6909,6 @@
                 <w:numId w:val="10"/>
               </w:numPr>
               <w:ind w:firstLineChars="0"/>
-              <w:rPr>
-                <w:rFonts w:hint="eastAsia"/>
-              </w:rPr>
             </w:pPr>
             <w:r>
               <w:rPr>
@@ -7572,9 +6937,6 @@
                 <w:numId w:val="10"/>
               </w:numPr>
               <w:ind w:firstLineChars="0"/>
-              <w:rPr>
-                <w:rFonts w:hint="eastAsia"/>
-              </w:rPr>
             </w:pPr>
             <w:r>
               <w:rPr>
@@ -7615,9 +6977,6 @@
                 <w:numId w:val="10"/>
               </w:numPr>
               <w:ind w:firstLineChars="0"/>
-              <w:rPr>
-                <w:rFonts w:hint="eastAsia"/>
-              </w:rPr>
             </w:pPr>
             <w:r>
               <w:rPr>
@@ -7646,9 +7005,6 @@
           <w:p>
             <w:pPr>
               <w:ind w:left="0"/>
-              <w:rPr>
-                <w:rFonts w:hint="eastAsia"/>
-              </w:rPr>
             </w:pPr>
             <w:r>
               <w:rPr>
@@ -7714,9 +7070,6 @@
           <w:p>
             <w:pPr>
               <w:ind w:left="0"/>
-              <w:rPr>
-                <w:rFonts w:hint="eastAsia"/>
-              </w:rPr>
             </w:pPr>
             <w:r>
               <w:rPr>
@@ -7738,9 +7091,6 @@
                 <w:numId w:val="11"/>
               </w:numPr>
               <w:ind w:firstLineChars="0"/>
-              <w:rPr>
-                <w:rFonts w:hint="eastAsia"/>
-              </w:rPr>
             </w:pPr>
             <w:r>
               <w:rPr>
@@ -7787,9 +7137,6 @@
                 <w:numId w:val="11"/>
               </w:numPr>
               <w:ind w:firstLineChars="0"/>
-              <w:rPr>
-                <w:rFonts w:hint="eastAsia"/>
-              </w:rPr>
             </w:pPr>
             <w:r>
               <w:rPr>
@@ -7842,9 +7189,6 @@
                 <w:numId w:val="11"/>
               </w:numPr>
               <w:ind w:firstLineChars="0"/>
-              <w:rPr>
-                <w:rFonts w:hint="eastAsia"/>
-              </w:rPr>
             </w:pPr>
             <w:r>
               <w:rPr>
@@ -7885,9 +7229,6 @@
                 <w:numId w:val="11"/>
               </w:numPr>
               <w:ind w:firstLineChars="0"/>
-              <w:rPr>
-                <w:rFonts w:hint="eastAsia"/>
-              </w:rPr>
             </w:pPr>
             <w:r>
               <w:rPr>
@@ -7940,9 +7281,6 @@
                 <w:numId w:val="11"/>
               </w:numPr>
               <w:ind w:firstLineChars="0"/>
-              <w:rPr>
-                <w:rFonts w:hint="eastAsia"/>
-              </w:rPr>
             </w:pPr>
             <w:r>
               <w:rPr>
@@ -7983,9 +7321,6 @@
           <w:p>
             <w:pPr>
               <w:ind w:left="0"/>
-              <w:rPr>
-                <w:rFonts w:hint="eastAsia"/>
-              </w:rPr>
             </w:pPr>
             <w:r>
               <w:rPr>
@@ -8092,9 +7427,6 @@
           <w:p>
             <w:pPr>
               <w:ind w:left="0"/>
-              <w:rPr>
-                <w:rFonts w:hint="eastAsia"/>
-              </w:rPr>
             </w:pPr>
             <w:r>
               <w:rPr>
@@ -8116,9 +7448,6 @@
                 <w:numId w:val="12"/>
               </w:numPr>
               <w:ind w:firstLineChars="0"/>
-              <w:rPr>
-                <w:rFonts w:hint="eastAsia"/>
-              </w:rPr>
             </w:pPr>
             <w:r>
               <w:rPr>
@@ -8154,13 +7483,7 @@
               <w:rPr>
                 <w:rFonts w:hint="eastAsia"/>
               </w:rPr>
-              <w:t>”</w:t>
-            </w:r>
-            <w:r>
-              <w:rPr>
-                <w:rFonts w:hint="eastAsia"/>
-              </w:rPr>
-              <w:t>，集合级配置为“</w:t>
+              <w:t>”，集合级配置为“</w:t>
             </w:r>
             <w:r>
               <w:rPr>
@@ -8183,9 +7506,6 @@
                 <w:numId w:val="12"/>
               </w:numPr>
               <w:ind w:firstLineChars="0"/>
-              <w:rPr>
-                <w:rFonts w:hint="eastAsia"/>
-              </w:rPr>
             </w:pPr>
             <w:r>
               <w:rPr>
@@ -8203,25 +7523,7 @@
               <w:rPr>
                 <w:rFonts w:hint="eastAsia"/>
               </w:rPr>
-              <w:t>分别对</w:t>
-            </w:r>
-            <w:r>
-              <w:rPr>
-                <w:rFonts w:hint="eastAsia"/>
-              </w:rPr>
-              <w:t>该集合空间</w:t>
-            </w:r>
-            <w:r>
-              <w:rPr>
-                <w:rFonts w:hint="eastAsia"/>
-              </w:rPr>
-              <w:t>配置的集合和未配置的集合进行</w:t>
-            </w:r>
-            <w:r>
-              <w:rPr>
-                <w:rFonts w:hint="eastAsia"/>
-              </w:rPr>
-              <w:t>数据</w:t>
+              <w:t>分别对该集合空间配置的集合和未配置的集合进行数据</w:t>
             </w:r>
             <w:r>
               <w:rPr>
@@ -8256,9 +7558,6 @@
                 <w:numId w:val="12"/>
               </w:numPr>
               <w:ind w:firstLineChars="0"/>
-              <w:rPr>
-                <w:rFonts w:hint="eastAsia"/>
-              </w:rPr>
             </w:pPr>
             <w:r>
               <w:rPr>
@@ -8311,9 +7610,6 @@
           <w:p>
             <w:pPr>
               <w:ind w:left="0"/>
-              <w:rPr>
-                <w:rFonts w:hint="eastAsia"/>
-              </w:rPr>
             </w:pPr>
             <w:r>
               <w:rPr>
@@ -8350,9 +7646,6 @@
             <w:pPr>
               <w:pStyle w:val="ListParagraph"/>
               <w:ind w:left="360" w:firstLineChars="0" w:firstLine="0"/>
-              <w:rPr>
-                <w:rFonts w:hint="eastAsia"/>
-              </w:rPr>
             </w:pPr>
           </w:p>
         </w:tc>
@@ -8365,21 +7658,12 @@
           <w:p>
             <w:pPr>
               <w:ind w:left="0"/>
-              <w:rPr>
-                <w:rFonts w:hint="eastAsia"/>
-              </w:rPr>
-            </w:pPr>
-            <w:r>
-              <w:rPr>
-                <w:rFonts w:hint="eastAsia"/>
-              </w:rPr>
-              <w:t>Story.secuity.audit.test00</w:t>
-            </w:r>
-            <w:r>
-              <w:rPr>
-                <w:rFonts w:hint="eastAsia"/>
-              </w:rPr>
-              <w:t>4</w:t>
+            </w:pPr>
+            <w:r>
+              <w:rPr>
+                <w:rFonts w:hint="eastAsia"/>
+              </w:rPr>
+              <w:t>Story.secuity.audit.test004</w:t>
             </w:r>
           </w:p>
         </w:tc>
@@ -8390,9 +7674,6 @@
           <w:p>
             <w:pPr>
               <w:ind w:left="0"/>
-              <w:rPr>
-                <w:rFonts w:hint="eastAsia"/>
-              </w:rPr>
             </w:pPr>
             <w:r>
               <w:rPr>
@@ -8410,9 +7691,6 @@
             <w:pPr>
               <w:pStyle w:val="ListParagraph"/>
               <w:ind w:left="360" w:firstLineChars="0" w:firstLine="0"/>
-              <w:rPr>
-                <w:rFonts w:hint="eastAsia"/>
-              </w:rPr>
             </w:pPr>
           </w:p>
         </w:tc>
@@ -8423,9 +7701,6 @@
           <w:p>
             <w:pPr>
               <w:ind w:left="0"/>
-              <w:rPr>
-                <w:rFonts w:hint="eastAsia"/>
-              </w:rPr>
             </w:pPr>
             <w:r>
               <w:rPr>
@@ -8444,21 +7719,12 @@
           <w:p>
             <w:pPr>
               <w:ind w:left="0"/>
-              <w:rPr>
-                <w:rFonts w:hint="eastAsia"/>
-              </w:rPr>
-            </w:pPr>
-            <w:r>
-              <w:rPr>
-                <w:rFonts w:hint="eastAsia"/>
-              </w:rPr>
-              <w:t>Story.secuity.audit.test00</w:t>
-            </w:r>
-            <w:r>
-              <w:rPr>
-                <w:rFonts w:hint="eastAsia"/>
-              </w:rPr>
-              <w:t>5</w:t>
+            </w:pPr>
+            <w:r>
+              <w:rPr>
+                <w:rFonts w:hint="eastAsia"/>
+              </w:rPr>
+              <w:t>Story.secuity.audit.test005</w:t>
             </w:r>
           </w:p>
         </w:tc>
@@ -8469,9 +7735,6 @@
           <w:p>
             <w:pPr>
               <w:ind w:left="0"/>
-              <w:rPr>
-                <w:rFonts w:hint="eastAsia"/>
-              </w:rPr>
             </w:pPr>
             <w:r>
               <w:rPr>
@@ -8489,9 +7752,6 @@
             <w:pPr>
               <w:pStyle w:val="ListParagraph"/>
               <w:ind w:left="360" w:firstLineChars="0" w:firstLine="0"/>
-              <w:rPr>
-                <w:rFonts w:hint="eastAsia"/>
-              </w:rPr>
             </w:pPr>
           </w:p>
         </w:tc>
@@ -8502,9 +7762,6 @@
           <w:p>
             <w:pPr>
               <w:ind w:left="0"/>
-              <w:rPr>
-                <w:rFonts w:hint="eastAsia"/>
-              </w:rPr>
             </w:pPr>
             <w:r>
               <w:rPr>
@@ -8523,21 +7780,12 @@
           <w:p>
             <w:pPr>
               <w:ind w:left="0"/>
-              <w:rPr>
-                <w:rFonts w:hint="eastAsia"/>
-              </w:rPr>
-            </w:pPr>
-            <w:r>
-              <w:rPr>
-                <w:rFonts w:hint="eastAsia"/>
-              </w:rPr>
-              <w:t>Story.secuity.audit.test00</w:t>
-            </w:r>
-            <w:r>
-              <w:rPr>
-                <w:rFonts w:hint="eastAsia"/>
-              </w:rPr>
-              <w:t>6</w:t>
+            </w:pPr>
+            <w:r>
+              <w:rPr>
+                <w:rFonts w:hint="eastAsia"/>
+              </w:rPr>
+              <w:t>Story.secuity.audit.test006</w:t>
             </w:r>
           </w:p>
         </w:tc>
@@ -8548,9 +7796,6 @@
           <w:p>
             <w:pPr>
               <w:ind w:left="0"/>
-              <w:rPr>
-                <w:rFonts w:hint="eastAsia"/>
-              </w:rPr>
             </w:pPr>
             <w:r>
               <w:rPr>
@@ -8568,9 +7813,6 @@
             <w:pPr>
               <w:pStyle w:val="ListParagraph"/>
               <w:ind w:left="360" w:firstLineChars="0" w:firstLine="0"/>
-              <w:rPr>
-                <w:rFonts w:hint="eastAsia"/>
-              </w:rPr>
             </w:pPr>
           </w:p>
         </w:tc>
@@ -8581,9 +7823,6 @@
           <w:p>
             <w:pPr>
               <w:ind w:left="0"/>
-              <w:rPr>
-                <w:rFonts w:hint="eastAsia"/>
-              </w:rPr>
             </w:pPr>
             <w:r>
               <w:rPr>

--- a/internal_doc/03.开发设计/安全/Story—提供用户级和集合级的审计日志.docx
+++ b/internal_doc/03.开发设计/安全/Story—提供用户级和集合级的审计日志.docx
@@ -469,42 +469,7 @@
           <w:rFonts w:hint="eastAsia"/>
           <w:color w:val="C00000"/>
         </w:rPr>
-        <w:t>增加</w:t>
-      </w:r>
-      <w:r>
-        <w:rPr>
-          <w:rFonts w:hint="eastAsia"/>
-          <w:color w:val="C00000"/>
-        </w:rPr>
-        <w:t xml:space="preserve"> </w:t>
-      </w:r>
-      <w:r>
-        <w:rPr>
-          <w:rFonts w:hint="eastAsia"/>
-          <w:color w:val="C00000"/>
-        </w:rPr>
-        <w:t>NONE</w:t>
-      </w:r>
-      <w:r>
-        <w:rPr>
-          <w:rFonts w:hint="eastAsia"/>
-          <w:color w:val="C00000"/>
-        </w:rPr>
-        <w:t xml:space="preserve"> </w:t>
-      </w:r>
-      <w:r>
-        <w:rPr>
-          <w:rFonts w:hint="eastAsia"/>
-          <w:color w:val="C00000"/>
-        </w:rPr>
-        <w:t>取值</w:t>
-      </w:r>
-      <w:r>
-        <w:rPr>
-          <w:rFonts w:hint="eastAsia"/>
-          <w:color w:val="C00000"/>
-        </w:rPr>
-        <w:t>，增加“</w:t>
+        <w:t>增加“</w:t>
       </w:r>
       <w:r>
         <w:rPr>

--- a/internal_doc/03.开发设计/安全/Story—提供用户级和集合级的审计日志.docx
+++ b/internal_doc/03.开发设计/安全/Story—提供用户级和集合级的审计日志.docx
@@ -99,6 +99,18 @@
             <w:pPr>
               <w:ind w:left="0"/>
             </w:pPr>
+            <w:r>
+              <w:rPr>
+                <w:rFonts w:hint="eastAsia"/>
+              </w:rPr>
+              <w:t xml:space="preserve">2019-02-18  </w:t>
+            </w:r>
+            <w:r>
+              <w:rPr>
+                <w:rFonts w:hint="eastAsia"/>
+              </w:rPr>
+              <w:t>许建辉</w:t>
+            </w:r>
           </w:p>
         </w:tc>
         <w:tc>
@@ -107,8 +119,124 @@
           </w:tcPr>
           <w:p>
             <w:pPr>
-              <w:ind w:left="0"/>
-            </w:pPr>
+              <w:pStyle w:val="ListParagraph"/>
+              <w:numPr>
+                <w:ilvl w:val="0"/>
+                <w:numId w:val="14"/>
+              </w:numPr>
+              <w:ind w:firstLineChars="0"/>
+              <w:rPr>
+                <w:rFonts w:hint="eastAsia"/>
+              </w:rPr>
+            </w:pPr>
+            <w:r>
+              <w:rPr>
+                <w:rFonts w:hint="eastAsia"/>
+              </w:rPr>
+              <w:t>增加</w:t>
+            </w:r>
+            <w:r>
+              <w:rPr>
+                <w:rFonts w:hint="eastAsia"/>
+              </w:rPr>
+              <w:t xml:space="preserve"> db.listUsrs </w:t>
+            </w:r>
+            <w:r>
+              <w:rPr>
+                <w:rFonts w:hint="eastAsia"/>
+              </w:rPr>
+              <w:t>和</w:t>
+            </w:r>
+            <w:r>
+              <w:rPr>
+                <w:rFonts w:hint="eastAsia"/>
+              </w:rPr>
+              <w:t xml:space="preserve"> db.changeUsrPasswd </w:t>
+            </w:r>
+            <w:r>
+              <w:rPr>
+                <w:rFonts w:hint="eastAsia"/>
+              </w:rPr>
+              <w:t>接口</w:t>
+            </w:r>
+          </w:p>
+          <w:p>
+            <w:pPr>
+              <w:pStyle w:val="ListParagraph"/>
+              <w:numPr>
+                <w:ilvl w:val="0"/>
+                <w:numId w:val="14"/>
+              </w:numPr>
+              <w:ind w:firstLineChars="0"/>
+              <w:rPr>
+                <w:rFonts w:hint="eastAsia"/>
+              </w:rPr>
+            </w:pPr>
+            <w:r>
+              <w:rPr>
+                <w:rFonts w:hint="eastAsia"/>
+              </w:rPr>
+              <w:t>增加驱动</w:t>
+            </w:r>
+            <w:r>
+              <w:rPr>
+                <w:rFonts w:hint="eastAsia"/>
+              </w:rPr>
+              <w:t xml:space="preserve"> changeUsrPasswd</w:t>
+            </w:r>
+            <w:r>
+              <w:rPr>
+                <w:rFonts w:hint="eastAsia"/>
+              </w:rPr>
+              <w:t>接口</w:t>
+            </w:r>
+          </w:p>
+          <w:p>
+            <w:pPr>
+              <w:pStyle w:val="ListParagraph"/>
+              <w:numPr>
+                <w:ilvl w:val="0"/>
+                <w:numId w:val="14"/>
+              </w:numPr>
+              <w:ind w:firstLineChars="0"/>
+              <w:rPr>
+                <w:rFonts w:hint="eastAsia"/>
+              </w:rPr>
+            </w:pPr>
+            <w:r>
+              <w:rPr>
+                <w:rFonts w:hint="eastAsia"/>
+              </w:rPr>
+              <w:t>修改</w:t>
+            </w:r>
+            <w:r>
+              <w:rPr>
+                <w:rFonts w:hint="eastAsia"/>
+                <w:color w:val="000000" w:themeColor="text1"/>
+              </w:rPr>
+              <w:t>db.invalidateCache</w:t>
+            </w:r>
+            <w:r>
+              <w:rPr>
+                <w:rFonts w:hint="eastAsia"/>
+                <w:color w:val="000000" w:themeColor="text1"/>
+              </w:rPr>
+              <w:t>，增加</w:t>
+            </w:r>
+            <w:r>
+              <w:rPr>
+                <w:rFonts w:hint="eastAsia"/>
+                <w:color w:val="000000" w:themeColor="text1"/>
+              </w:rPr>
+              <w:t xml:space="preserve"> Mask </w:t>
+            </w:r>
+            <w:r>
+              <w:rPr>
+                <w:rFonts w:hint="eastAsia"/>
+                <w:color w:val="000000" w:themeColor="text1"/>
+              </w:rPr>
+              <w:t>选项</w:t>
+            </w:r>
           </w:p>
         </w:tc>
       </w:tr>
@@ -902,6 +1030,7 @@
                 <w:rFonts w:hint="eastAsia"/>
                 <w:color w:val="000000" w:themeColor="text1"/>
               </w:rPr>
+              <w:lastRenderedPageBreak/>
               <w:t>Passwd</w:t>
             </w:r>
           </w:p>
@@ -1009,15 +1138,7 @@
                 <w:rFonts w:hint="eastAsia"/>
                 <w:color w:val="000099"/>
               </w:rPr>
-              <w:t>用户审计配置，取值同节</w:t>
-            </w:r>
-            <w:r>
-              <w:rPr>
-                <w:rFonts w:hint="eastAsia"/>
-                <w:color w:val="000099"/>
-              </w:rPr>
-              <w:lastRenderedPageBreak/>
-              <w:t>点配置</w:t>
+              <w:t>用户审计配置，取值同节点配置</w:t>
             </w:r>
           </w:p>
         </w:tc>
@@ -2636,6 +2757,7 @@
           <w:rFonts w:hint="eastAsia"/>
           <w:color w:val="000099"/>
         </w:rPr>
+        <w:lastRenderedPageBreak/>
         <w:t>子命令如下：</w:t>
       </w:r>
     </w:p>
@@ -2674,7 +2796,6 @@
           <w:rFonts w:hint="eastAsia"/>
           <w:color w:val="000099"/>
         </w:rPr>
-        <w:lastRenderedPageBreak/>
         <w:t xml:space="preserve">query </w:t>
       </w:r>
       <w:r>
@@ -3804,6 +3925,7 @@
           <w:rFonts w:hint="eastAsia"/>
           <w:color w:val="000000" w:themeColor="text1"/>
         </w:rPr>
+        <w:lastRenderedPageBreak/>
         <w:t xml:space="preserve">name: </w:t>
       </w:r>
       <w:r>
@@ -3863,6 +3985,7 @@
         <w:pStyle w:val="ListParagraph"/>
         <w:ind w:left="1197" w:firstLineChars="0" w:firstLine="0"/>
         <w:rPr>
+          <w:rFonts w:hint="eastAsia"/>
           <w:color w:val="000000" w:themeColor="text1"/>
         </w:rPr>
       </w:pPr>
@@ -3871,7 +3994,6 @@
           <w:rFonts w:hint="eastAsia"/>
           <w:color w:val="000000" w:themeColor="text1"/>
         </w:rPr>
-        <w:lastRenderedPageBreak/>
         <w:t xml:space="preserve">options: </w:t>
       </w:r>
       <w:r>
@@ -3894,6 +4016,442 @@
           <w:color w:val="000000" w:themeColor="text1"/>
         </w:rPr>
         <w:t>对应的参数</w:t>
+      </w:r>
+    </w:p>
+    <w:p>
+      <w:pPr>
+        <w:pStyle w:val="ListParagraph"/>
+        <w:ind w:left="1197" w:firstLineChars="0" w:firstLine="0"/>
+        <w:rPr>
+          <w:rFonts w:hint="eastAsia"/>
+          <w:color w:val="000000" w:themeColor="text1"/>
+        </w:rPr>
+      </w:pPr>
+    </w:p>
+    <w:p>
+      <w:pPr>
+        <w:pStyle w:val="ListParagraph"/>
+        <w:ind w:left="1197" w:firstLineChars="0" w:firstLine="0"/>
+        <w:rPr>
+          <w:rFonts w:hint="eastAsia"/>
+          <w:color w:val="000099"/>
+        </w:rPr>
+      </w:pPr>
+      <w:r>
+        <w:rPr>
+          <w:rFonts w:hint="eastAsia"/>
+          <w:color w:val="000099"/>
+        </w:rPr>
+        <w:t>db.listUsrs([condition],[selector],[orderby])</w:t>
+      </w:r>
+    </w:p>
+    <w:p>
+      <w:pPr>
+        <w:pStyle w:val="ListParagraph"/>
+        <w:ind w:left="1197" w:firstLineChars="0" w:firstLine="0"/>
+        <w:rPr>
+          <w:rFonts w:hint="eastAsia"/>
+          <w:color w:val="000099"/>
+        </w:rPr>
+      </w:pPr>
+      <w:r>
+        <w:rPr>
+          <w:rFonts w:hint="eastAsia"/>
+          <w:color w:val="000099"/>
+        </w:rPr>
+        <w:t>db.listUsrs([</w:t>
+      </w:r>
+      <w:r>
+        <w:rPr>
+          <w:rFonts w:hint="eastAsia"/>
+          <w:color w:val="000099"/>
+        </w:rPr>
+        <w:t>o</w:t>
+      </w:r>
+      <w:r>
+        <w:rPr>
+          <w:rFonts w:hint="eastAsia"/>
+          <w:color w:val="000099"/>
+        </w:rPr>
+        <w:t>ption])</w:t>
+      </w:r>
+    </w:p>
+    <w:p>
+      <w:pPr>
+        <w:pStyle w:val="ListParagraph"/>
+        <w:ind w:left="1197" w:firstLineChars="0" w:firstLine="0"/>
+        <w:rPr>
+          <w:rFonts w:hint="eastAsia"/>
+          <w:color w:val="000000" w:themeColor="text1"/>
+        </w:rPr>
+      </w:pPr>
+      <w:r>
+        <w:rPr>
+          <w:rFonts w:hint="eastAsia"/>
+          <w:color w:val="000000" w:themeColor="text1"/>
+        </w:rPr>
+        <w:t>condition: JSON</w:t>
+      </w:r>
+      <w:r>
+        <w:rPr>
+          <w:rFonts w:hint="eastAsia"/>
+          <w:color w:val="000000" w:themeColor="text1"/>
+        </w:rPr>
+        <w:t>对象</w:t>
+      </w:r>
+    </w:p>
+    <w:p>
+      <w:pPr>
+        <w:pStyle w:val="ListParagraph"/>
+        <w:ind w:left="1197" w:firstLineChars="0" w:firstLine="0"/>
+        <w:rPr>
+          <w:rFonts w:hint="eastAsia"/>
+          <w:color w:val="000000" w:themeColor="text1"/>
+        </w:rPr>
+      </w:pPr>
+      <w:r>
+        <w:rPr>
+          <w:rFonts w:hint="eastAsia"/>
+          <w:color w:val="000000" w:themeColor="text1"/>
+        </w:rPr>
+        <w:t>selector: JSON</w:t>
+      </w:r>
+      <w:r>
+        <w:rPr>
+          <w:rFonts w:hint="eastAsia"/>
+          <w:color w:val="000000" w:themeColor="text1"/>
+        </w:rPr>
+        <w:t>对象</w:t>
+      </w:r>
+    </w:p>
+    <w:p>
+      <w:pPr>
+        <w:pStyle w:val="ListParagraph"/>
+        <w:ind w:left="1197" w:firstLineChars="0" w:firstLine="0"/>
+        <w:rPr>
+          <w:rFonts w:hint="eastAsia"/>
+          <w:color w:val="000000" w:themeColor="text1"/>
+        </w:rPr>
+      </w:pPr>
+      <w:r>
+        <w:rPr>
+          <w:rFonts w:hint="eastAsia"/>
+          <w:color w:val="000000" w:themeColor="text1"/>
+        </w:rPr>
+        <w:t>orderby: JSON</w:t>
+      </w:r>
+      <w:r>
+        <w:rPr>
+          <w:rFonts w:hint="eastAsia"/>
+          <w:color w:val="000000" w:themeColor="text1"/>
+        </w:rPr>
+        <w:t>对象</w:t>
+      </w:r>
+    </w:p>
+    <w:p>
+      <w:pPr>
+        <w:pStyle w:val="ListParagraph"/>
+        <w:ind w:left="1197" w:firstLineChars="0" w:firstLine="0"/>
+        <w:rPr>
+          <w:rFonts w:hint="eastAsia"/>
+          <w:color w:val="000000" w:themeColor="text1"/>
+        </w:rPr>
+      </w:pPr>
+      <w:r>
+        <w:rPr>
+          <w:rFonts w:hint="eastAsia"/>
+          <w:color w:val="000000" w:themeColor="text1"/>
+        </w:rPr>
+        <w:t>option: SdbSnapshotOption</w:t>
+      </w:r>
+      <w:r>
+        <w:rPr>
+          <w:rFonts w:hint="eastAsia"/>
+          <w:color w:val="000000" w:themeColor="text1"/>
+        </w:rPr>
+        <w:t>对象或</w:t>
+      </w:r>
+      <w:r>
+        <w:rPr>
+          <w:rFonts w:hint="eastAsia"/>
+          <w:color w:val="000000" w:themeColor="text1"/>
+        </w:rPr>
+        <w:t xml:space="preserve"> SdbOptionBase</w:t>
+      </w:r>
+      <w:r>
+        <w:rPr>
+          <w:rFonts w:hint="eastAsia"/>
+          <w:color w:val="000000" w:themeColor="text1"/>
+        </w:rPr>
+        <w:t>对象</w:t>
+      </w:r>
+    </w:p>
+    <w:p>
+      <w:pPr>
+        <w:pStyle w:val="ListParagraph"/>
+        <w:ind w:left="1197" w:firstLineChars="0" w:firstLine="0"/>
+        <w:rPr>
+          <w:rFonts w:hint="eastAsia"/>
+          <w:color w:val="000000" w:themeColor="text1"/>
+        </w:rPr>
+      </w:pPr>
+    </w:p>
+    <w:p>
+      <w:pPr>
+        <w:pStyle w:val="ListParagraph"/>
+        <w:ind w:left="1197" w:firstLineChars="0" w:firstLine="0"/>
+        <w:rPr>
+          <w:color w:val="000099"/>
+        </w:rPr>
+      </w:pPr>
+      <w:r>
+        <w:rPr>
+          <w:rFonts w:hint="eastAsia"/>
+          <w:color w:val="000099"/>
+        </w:rPr>
+        <w:t>db.changeUsr</w:t>
+      </w:r>
+      <w:r>
+        <w:rPr>
+          <w:rFonts w:hint="eastAsia"/>
+          <w:color w:val="000099"/>
+        </w:rPr>
+        <w:t>Passwd( &lt;name&gt;, &lt;old passwd&gt;, &lt;new passwd&gt; )</w:t>
+      </w:r>
+    </w:p>
+    <w:p>
+      <w:pPr>
+        <w:pStyle w:val="ListParagraph"/>
+        <w:ind w:left="1197" w:firstLineChars="0" w:firstLine="0"/>
+        <w:rPr>
+          <w:rFonts w:hint="eastAsia"/>
+          <w:color w:val="000000" w:themeColor="text1"/>
+        </w:rPr>
+      </w:pPr>
+      <w:r>
+        <w:rPr>
+          <w:rFonts w:hint="eastAsia"/>
+          <w:color w:val="000000" w:themeColor="text1"/>
+        </w:rPr>
+        <w:t xml:space="preserve">name: </w:t>
+      </w:r>
+      <w:r>
+        <w:rPr>
+          <w:rFonts w:hint="eastAsia"/>
+          <w:color w:val="000000" w:themeColor="text1"/>
+        </w:rPr>
+        <w:t>用户名</w:t>
+      </w:r>
+    </w:p>
+    <w:p>
+      <w:pPr>
+        <w:pStyle w:val="ListParagraph"/>
+        <w:ind w:left="1197" w:firstLineChars="0" w:firstLine="0"/>
+        <w:rPr>
+          <w:rFonts w:hint="eastAsia"/>
+          <w:color w:val="000000" w:themeColor="text1"/>
+        </w:rPr>
+      </w:pPr>
+      <w:r>
+        <w:rPr>
+          <w:rFonts w:hint="eastAsia"/>
+          <w:color w:val="000000" w:themeColor="text1"/>
+        </w:rPr>
+        <w:t xml:space="preserve">old passwd: </w:t>
+      </w:r>
+      <w:r>
+        <w:rPr>
+          <w:rFonts w:hint="eastAsia"/>
+          <w:color w:val="000000" w:themeColor="text1"/>
+        </w:rPr>
+        <w:t>原有密码</w:t>
+      </w:r>
+    </w:p>
+    <w:p>
+      <w:pPr>
+        <w:pStyle w:val="ListParagraph"/>
+        <w:ind w:left="1197" w:firstLineChars="0" w:firstLine="0"/>
+        <w:rPr>
+          <w:rFonts w:hint="eastAsia"/>
+          <w:color w:val="000000" w:themeColor="text1"/>
+        </w:rPr>
+      </w:pPr>
+      <w:r>
+        <w:rPr>
+          <w:rFonts w:hint="eastAsia"/>
+          <w:color w:val="000000" w:themeColor="text1"/>
+        </w:rPr>
+        <w:t xml:space="preserve">new passwd: </w:t>
+      </w:r>
+      <w:r>
+        <w:rPr>
+          <w:rFonts w:hint="eastAsia"/>
+          <w:color w:val="000000" w:themeColor="text1"/>
+        </w:rPr>
+        <w:t>新密码</w:t>
+      </w:r>
+    </w:p>
+    <w:p>
+      <w:pPr>
+        <w:pStyle w:val="ListParagraph"/>
+        <w:ind w:left="1197" w:firstLineChars="0" w:firstLine="0"/>
+        <w:rPr>
+          <w:rFonts w:hint="eastAsia"/>
+          <w:color w:val="000099"/>
+        </w:rPr>
+      </w:pPr>
+    </w:p>
+    <w:p>
+      <w:pPr>
+        <w:pStyle w:val="ListParagraph"/>
+        <w:ind w:left="1197" w:firstLineChars="0" w:firstLine="0"/>
+        <w:rPr>
+          <w:rFonts w:hint="eastAsia"/>
+          <w:color w:val="000000" w:themeColor="text1"/>
+        </w:rPr>
+      </w:pPr>
+      <w:r>
+        <w:rPr>
+          <w:rFonts w:hint="eastAsia"/>
+          <w:color w:val="000000" w:themeColor="text1"/>
+        </w:rPr>
+        <w:t>db.invalidateCache( [options] )</w:t>
+      </w:r>
+    </w:p>
+    <w:p>
+      <w:pPr>
+        <w:pStyle w:val="ListParagraph"/>
+        <w:ind w:left="1197" w:firstLineChars="0" w:firstLine="0"/>
+        <w:rPr>
+          <w:rFonts w:hint="eastAsia"/>
+          <w:color w:val="C00000"/>
+        </w:rPr>
+      </w:pPr>
+      <w:r>
+        <w:rPr>
+          <w:rFonts w:hint="eastAsia"/>
+          <w:color w:val="C00000"/>
+        </w:rPr>
+        <w:t>options</w:t>
+      </w:r>
+      <w:r>
+        <w:rPr>
+          <w:rFonts w:hint="eastAsia"/>
+          <w:color w:val="C00000"/>
+        </w:rPr>
+        <w:t>中增加选项</w:t>
+      </w:r>
+      <w:r>
+        <w:rPr>
+          <w:rFonts w:hint="eastAsia"/>
+          <w:color w:val="C00000"/>
+        </w:rPr>
+        <w:t xml:space="preserve"> Mask</w:t>
+      </w:r>
+      <w:r>
+        <w:rPr>
+          <w:rFonts w:hint="eastAsia"/>
+          <w:color w:val="C00000"/>
+        </w:rPr>
+        <w:t>( String )</w:t>
+      </w:r>
+      <w:r>
+        <w:rPr>
+          <w:rFonts w:hint="eastAsia"/>
+          <w:color w:val="C00000"/>
+        </w:rPr>
+        <w:t>，取值“</w:t>
+      </w:r>
+      <w:r>
+        <w:rPr>
+          <w:rFonts w:hint="eastAsia"/>
+          <w:color w:val="C00000"/>
+        </w:rPr>
+        <w:t>NODE</w:t>
+      </w:r>
+      <w:r>
+        <w:rPr>
+          <w:rFonts w:hint="eastAsia"/>
+          <w:color w:val="C00000"/>
+        </w:rPr>
+        <w:t>”、“</w:t>
+      </w:r>
+      <w:r>
+        <w:rPr>
+          <w:rFonts w:hint="eastAsia"/>
+          <w:color w:val="C00000"/>
+        </w:rPr>
+        <w:t>CATALOG</w:t>
+      </w:r>
+      <w:r>
+        <w:rPr>
+          <w:rFonts w:hint="eastAsia"/>
+          <w:color w:val="C00000"/>
+        </w:rPr>
+        <w:t>”、“</w:t>
+      </w:r>
+      <w:r>
+        <w:rPr>
+          <w:rFonts w:hint="eastAsia"/>
+          <w:color w:val="C00000"/>
+        </w:rPr>
+        <w:t>AUTH</w:t>
+      </w:r>
+      <w:r>
+        <w:rPr>
+          <w:rFonts w:hint="eastAsia"/>
+          <w:color w:val="C00000"/>
+        </w:rPr>
+        <w:t>”</w:t>
+      </w:r>
+      <w:r>
+        <w:rPr>
+          <w:rFonts w:hint="eastAsia"/>
+          <w:color w:val="C00000"/>
+        </w:rPr>
+        <w:t>；</w:t>
+      </w:r>
+      <w:r>
+        <w:rPr>
+          <w:rFonts w:hint="eastAsia"/>
+          <w:color w:val="C00000"/>
+        </w:rPr>
+        <w:t xml:space="preserve"> </w:t>
+      </w:r>
+      <w:r>
+        <w:rPr>
+          <w:rFonts w:hint="eastAsia"/>
+          <w:color w:val="C00000"/>
+        </w:rPr>
+        <w:t>“</w:t>
+      </w:r>
+      <w:r>
+        <w:rPr>
+          <w:rFonts w:hint="eastAsia"/>
+          <w:color w:val="C00000"/>
+        </w:rPr>
+        <w:t>ALL</w:t>
+      </w:r>
+      <w:r>
+        <w:rPr>
+          <w:rFonts w:hint="eastAsia"/>
+          <w:color w:val="C00000"/>
+        </w:rPr>
+        <w:t>”表示所有项，默认值是：“</w:t>
+      </w:r>
+      <w:r>
+        <w:rPr>
+          <w:rFonts w:hint="eastAsia"/>
+          <w:color w:val="C00000"/>
+        </w:rPr>
+        <w:t>NODE|CATALOG</w:t>
+      </w:r>
+      <w:r>
+        <w:rPr>
+          <w:rFonts w:hint="eastAsia"/>
+          <w:color w:val="C00000"/>
+        </w:rPr>
+        <w:t>”。</w:t>
       </w:r>
     </w:p>
     <w:p>
@@ -4367,6 +4925,7 @@
         <w:pStyle w:val="ListParagraph"/>
         <w:ind w:left="1197" w:firstLineChars="0" w:firstLine="0"/>
         <w:rPr>
+          <w:rFonts w:hint="eastAsia"/>
           <w:color w:val="000099"/>
         </w:rPr>
       </w:pPr>
@@ -4383,9 +4942,77 @@
         <w:pStyle w:val="ListParagraph"/>
         <w:ind w:left="1197" w:firstLineChars="0" w:firstLine="0"/>
         <w:rPr>
-          <w:color w:val="000099"/>
-        </w:rPr>
-      </w:pPr>
+          <w:rFonts w:hint="eastAsia"/>
+          <w:color w:val="000099"/>
+        </w:rPr>
+      </w:pPr>
+    </w:p>
+    <w:p>
+      <w:pPr>
+        <w:pStyle w:val="ListParagraph"/>
+        <w:ind w:left="1197" w:firstLineChars="0" w:firstLine="0"/>
+        <w:rPr>
+          <w:rFonts w:hint="eastAsia"/>
+          <w:color w:val="000099"/>
+        </w:rPr>
+      </w:pPr>
+      <w:r>
+        <w:rPr>
+          <w:rFonts w:hint="eastAsia"/>
+          <w:color w:val="000099"/>
+        </w:rPr>
+        <w:t>INT32 changeUsrPasswd( const CHAR *pUsrName,</w:t>
+      </w:r>
+    </w:p>
+    <w:p>
+      <w:pPr>
+        <w:pStyle w:val="ListParagraph"/>
+        <w:ind w:leftChars="570" w:left="1197" w:firstLineChars="1050" w:firstLine="2205"/>
+        <w:rPr>
+          <w:rFonts w:hint="eastAsia"/>
+          <w:color w:val="000099"/>
+        </w:rPr>
+      </w:pPr>
+      <w:r>
+        <w:rPr>
+          <w:rFonts w:hint="eastAsia"/>
+          <w:color w:val="000099"/>
+        </w:rPr>
+        <w:lastRenderedPageBreak/>
+        <w:t>const CHAR *pOldPasswd,</w:t>
+      </w:r>
+    </w:p>
+    <w:p>
+      <w:pPr>
+        <w:pStyle w:val="ListParagraph"/>
+        <w:ind w:leftChars="570" w:left="1197" w:firstLineChars="1050" w:firstLine="2205"/>
+        <w:rPr>
+          <w:rFonts w:hint="eastAsia"/>
+          <w:color w:val="000099"/>
+        </w:rPr>
+      </w:pPr>
+      <w:r>
+        <w:rPr>
+          <w:rFonts w:hint="eastAsia"/>
+          <w:color w:val="000099"/>
+        </w:rPr>
+        <w:t>const CHAR *pNewPasswd )</w:t>
+      </w:r>
+    </w:p>
+    <w:p>
+      <w:pPr>
+        <w:ind w:leftChars="170"/>
+        <w:rPr>
+          <w:color w:val="000099"/>
+        </w:rPr>
+      </w:pPr>
+      <w:r>
+        <w:rPr>
+          <w:rFonts w:hint="eastAsia"/>
+          <w:color w:val="000099"/>
+        </w:rPr>
+        <w:t xml:space="preserve">        </w:t>
+      </w:r>
     </w:p>
     <w:p>
       <w:pPr>
@@ -4740,7 +5367,6 @@
         <w:rPr>
           <w:rFonts w:hint="eastAsia"/>
         </w:rPr>
-        <w:lastRenderedPageBreak/>
         <w:t>Story</w:t>
       </w:r>
       <w:r>
@@ -5006,7 +5632,14 @@
               <w:rPr>
                 <w:rFonts w:hint="eastAsia"/>
               </w:rPr>
-              <w:t>协调节点以及数据节点在获取到用户详细信息时，需要设置会话的</w:t>
+              <w:t>协调节点以及数据节点在获取到用户详细信</w:t>
+            </w:r>
+            <w:r>
+              <w:rPr>
+                <w:rFonts w:hint="eastAsia"/>
+              </w:rPr>
+              <w:lastRenderedPageBreak/>
+              <w:t>息时，需要设置会话的</w:t>
             </w:r>
             <w:r>
               <w:rPr>
@@ -5030,6 +5663,7 @@
               <w:rPr>
                 <w:rFonts w:hint="eastAsia"/>
               </w:rPr>
+              <w:lastRenderedPageBreak/>
               <w:t>alter user</w:t>
             </w:r>
           </w:p>
@@ -5427,7 +6061,6 @@
           <w:rFonts w:hint="eastAsia"/>
           <w:noProof/>
         </w:rPr>
-        <w:lastRenderedPageBreak/>
         <w:drawing>
           <wp:inline distT="0" distB="0" distL="0" distR="0">
             <wp:extent cx="5274310" cy="2438924"/>
@@ -5606,6 +6239,7 @@
         <w:rPr>
           <w:rFonts w:hint="eastAsia"/>
         </w:rPr>
+        <w:lastRenderedPageBreak/>
         <w:t xml:space="preserve">userAuditMask: </w:t>
       </w:r>
       <w:r>
@@ -5770,7 +6404,6 @@
         <w:rPr>
           <w:rFonts w:hint="eastAsia"/>
         </w:rPr>
-        <w:lastRenderedPageBreak/>
         <w:t>在每次操作时，</w:t>
       </w:r>
       <w:r>
@@ -6784,7 +7417,14 @@
               <w:rPr>
                 <w:rFonts w:hint="eastAsia"/>
               </w:rPr>
-              <w:t>测试用户级审计配置是否生效</w:t>
+              <w:t>测试用户级审计配置是否生</w:t>
+            </w:r>
+            <w:r>
+              <w:rPr>
+                <w:rFonts w:hint="eastAsia"/>
+              </w:rPr>
+              <w:lastRenderedPageBreak/>
+              <w:t>效</w:t>
             </w:r>
           </w:p>
         </w:tc>
@@ -6805,6 +7445,7 @@
               <w:rPr>
                 <w:rFonts w:hint="eastAsia"/>
               </w:rPr>
+              <w:lastRenderedPageBreak/>
               <w:t>配置某用户</w:t>
             </w:r>
             <w:r>
@@ -6817,6 +7458,7 @@
               <w:rPr>
                 <w:rFonts w:hint="eastAsia"/>
               </w:rPr>
+              <w:lastRenderedPageBreak/>
               <w:t>为</w:t>
             </w:r>
             <w:r>
@@ -6975,6 +7617,7 @@
               <w:rPr>
                 <w:rFonts w:hint="eastAsia"/>
               </w:rPr>
+              <w:lastRenderedPageBreak/>
               <w:t>配置的用户存在</w:t>
             </w:r>
             <w:r>
@@ -6987,7 +7630,14 @@
               <w:rPr>
                 <w:rFonts w:hint="eastAsia"/>
               </w:rPr>
-              <w:t>操作审计日志，未配置的用户不存在</w:t>
+              <w:t>操作审计日</w:t>
+            </w:r>
+            <w:r>
+              <w:rPr>
+                <w:rFonts w:hint="eastAsia"/>
+              </w:rPr>
+              <w:lastRenderedPageBreak/>
+              <w:t>志，未配置的用户不存在</w:t>
             </w:r>
             <w:r>
               <w:rPr>
@@ -7705,7 +8355,14 @@
               <w:rPr>
                 <w:rFonts w:hint="eastAsia"/>
               </w:rPr>
-              <w:t>在线修改用户级配置</w:t>
+              <w:t>在线修改用户</w:t>
+            </w:r>
+            <w:r>
+              <w:rPr>
+                <w:rFonts w:hint="eastAsia"/>
+              </w:rPr>
+              <w:lastRenderedPageBreak/>
+              <w:t>级配置</w:t>
             </w:r>
           </w:p>
         </w:tc>
@@ -7732,7 +8389,14 @@
               <w:rPr>
                 <w:rFonts w:hint="eastAsia"/>
               </w:rPr>
-              <w:t>下次用户登入生效</w:t>
+              <w:t>下次用户登入生</w:t>
+            </w:r>
+            <w:r>
+              <w:rPr>
+                <w:rFonts w:hint="eastAsia"/>
+              </w:rPr>
+              <w:lastRenderedPageBreak/>
+              <w:t>效</w:t>
             </w:r>
           </w:p>
         </w:tc>
@@ -7750,6 +8414,7 @@
               <w:rPr>
                 <w:rFonts w:hint="eastAsia"/>
               </w:rPr>
+              <w:lastRenderedPageBreak/>
               <w:t>Story.secuity.audit.test006</w:t>
             </w:r>
           </w:p>
@@ -7913,7 +8578,6 @@
               <w:rPr>
                 <w:rFonts w:hint="eastAsia"/>
               </w:rPr>
-              <w:lastRenderedPageBreak/>
               <w:t>代码是否全部提交</w:t>
             </w:r>
             <w:r>
@@ -9165,6 +9829,95 @@
     </w:lvl>
   </w:abstractNum>
   <w:abstractNum w:abstractNumId="9">
+    <w:nsid w:val="6D716728"/>
+    <w:multiLevelType w:val="hybridMultilevel"/>
+    <w:tmpl w:val="2A3CC97A"/>
+    <w:lvl w:ilvl="0" w:tplc="56906264">
+      <w:start w:val="1"/>
+      <w:numFmt w:val="decimal"/>
+      <w:lvlText w:val="%1、"/>
+      <w:lvlJc w:val="left"/>
+      <w:pPr>
+        <w:ind w:left="360" w:hanging="360"/>
+      </w:pPr>
+      <w:rPr>
+        <w:rFonts w:hint="default"/>
+      </w:rPr>
+    </w:lvl>
+    <w:lvl w:ilvl="1" w:tplc="04090019" w:tentative="1">
+      <w:start w:val="1"/>
+      <w:numFmt w:val="lowerLetter"/>
+      <w:lvlText w:val="%2)"/>
+      <w:lvlJc w:val="left"/>
+      <w:pPr>
+        <w:ind w:left="840" w:hanging="420"/>
+      </w:pPr>
+    </w:lvl>
+    <w:lvl w:ilvl="2" w:tplc="0409001B" w:tentative="1">
+      <w:start w:val="1"/>
+      <w:numFmt w:val="lowerRoman"/>
+      <w:lvlText w:val="%3."/>
+      <w:lvlJc w:val="right"/>
+      <w:pPr>
+        <w:ind w:left="1260" w:hanging="420"/>
+      </w:pPr>
+    </w:lvl>
+    <w:lvl w:ilvl="3" w:tplc="0409000F" w:tentative="1">
+      <w:start w:val="1"/>
+      <w:numFmt w:val="decimal"/>
+      <w:lvlText w:val="%4."/>
+      <w:lvlJc w:val="left"/>
+      <w:pPr>
+        <w:ind w:left="1680" w:hanging="420"/>
+      </w:pPr>
+    </w:lvl>
+    <w:lvl w:ilvl="4" w:tplc="04090019" w:tentative="1">
+      <w:start w:val="1"/>
+      <w:numFmt w:val="lowerLetter"/>
+      <w:lvlText w:val="%5)"/>
+      <w:lvlJc w:val="left"/>
+      <w:pPr>
+        <w:ind w:left="2100" w:hanging="420"/>
+      </w:pPr>
+    </w:lvl>
+    <w:lvl w:ilvl="5" w:tplc="0409001B" w:tentative="1">
+      <w:start w:val="1"/>
+      <w:numFmt w:val="lowerRoman"/>
+      <w:lvlText w:val="%6."/>
+      <w:lvlJc w:val="right"/>
+      <w:pPr>
+        <w:ind w:left="2520" w:hanging="420"/>
+      </w:pPr>
+    </w:lvl>
+    <w:lvl w:ilvl="6" w:tplc="0409000F" w:tentative="1">
+      <w:start w:val="1"/>
+      <w:numFmt w:val="decimal"/>
+      <w:lvlText w:val="%7."/>
+      <w:lvlJc w:val="left"/>
+      <w:pPr>
+        <w:ind w:left="2940" w:hanging="420"/>
+      </w:pPr>
+    </w:lvl>
+    <w:lvl w:ilvl="7" w:tplc="04090019" w:tentative="1">
+      <w:start w:val="1"/>
+      <w:numFmt w:val="lowerLetter"/>
+      <w:lvlText w:val="%8)"/>
+      <w:lvlJc w:val="left"/>
+      <w:pPr>
+        <w:ind w:left="3360" w:hanging="420"/>
+      </w:pPr>
+    </w:lvl>
+    <w:lvl w:ilvl="8" w:tplc="0409001B" w:tentative="1">
+      <w:start w:val="1"/>
+      <w:numFmt w:val="lowerRoman"/>
+      <w:lvlText w:val="%9."/>
+      <w:lvlJc w:val="right"/>
+      <w:pPr>
+        <w:ind w:left="3780" w:hanging="420"/>
+      </w:pPr>
+    </w:lvl>
+  </w:abstractNum>
+  <w:abstractNum w:abstractNumId="10">
     <w:nsid w:val="70A94F3A"/>
     <w:multiLevelType w:val="hybridMultilevel"/>
     <w:tmpl w:val="1D663B26"/>
@@ -9278,7 +10031,7 @@
     <w:abstractNumId w:val="0"/>
   </w:num>
   <w:num w:numId="9">
-    <w:abstractNumId w:val="9"/>
+    <w:abstractNumId w:val="10"/>
   </w:num>
   <w:num w:numId="10">
     <w:abstractNumId w:val="5"/>
@@ -9291,6 +10044,9 @@
   </w:num>
   <w:num w:numId="13">
     <w:abstractNumId w:val="8"/>
+  </w:num>
+  <w:num w:numId="14">
+    <w:abstractNumId w:val="9"/>
   </w:num>
 </w:numbering>
 </file>
